--- a/_Studying(6th_sem)/Cryptography/Лабораторные работы/1+вопросы для защиты.docx
+++ b/_Studying(6th_sem)/Cryptography/Лабораторные работы/1+вопросы для защиты.docx
@@ -18,11 +18,13 @@
         <w:shd w:fill="auto" w:val="clear"/>
         <w:spacing w:after="60" w:before="240" w:line="240" w:lineRule="auto"/>
         <w:ind w:left="720" w:right="0" w:hanging="360"/>
-        <w:jc w:val="center"/>
+        <w:jc w:val="left"/>
         <w:rPr>
           <w:rFonts w:ascii="Times New Roman" w:cs="Times New Roman" w:eastAsia="Times New Roman" w:hAnsi="Times New Roman"/>
           <w:b w:val="1"/>
-          <w:i w:val="0"/>
+          <w:bCs w:val="1"/>
+          <w:i w:val="0"/>
+          <w:iCs w:val="0"/>
           <w:smallCaps w:val="0"/>
           <w:strike w:val="0"/>
           <w:color w:val="000000"/>
@@ -39,7 +41,9 @@
         <w:rPr>
           <w:rFonts w:ascii="Times New Roman" w:cs="Times New Roman" w:eastAsia="Times New Roman" w:hAnsi="Times New Roman"/>
           <w:b w:val="1"/>
-          <w:i w:val="0"/>
+          <w:bCs w:val="1"/>
+          <w:i w:val="0"/>
+          <w:iCs w:val="0"/>
           <w:smallCaps w:val="0"/>
           <w:strike w:val="0"/>
           <w:color w:val="000000"/>
@@ -56,7 +60,9 @@
         <w:rPr>
           <w:rFonts w:ascii="Times New Roman" w:cs="Times New Roman" w:eastAsia="Times New Roman" w:hAnsi="Times New Roman"/>
           <w:b w:val="1"/>
-          <w:i w:val="0"/>
+          <w:bCs w:val="1"/>
+          <w:i w:val="0"/>
+          <w:iCs w:val="0"/>
           <w:smallCaps w:val="0"/>
           <w:strike w:val="0"/>
           <w:color w:val="000000"/>
@@ -73,7 +79,9 @@
         <w:rPr>
           <w:rFonts w:ascii="Times New Roman" w:cs="Times New Roman" w:eastAsia="Times New Roman" w:hAnsi="Times New Roman"/>
           <w:b w:val="1"/>
-          <w:i w:val="0"/>
+          <w:bCs w:val="1"/>
+          <w:i w:val="0"/>
+          <w:iCs w:val="0"/>
           <w:smallCaps w:val="0"/>
           <w:strike w:val="0"/>
           <w:color w:val="000000"/>
@@ -102,6 +110,7 @@
         <w:rPr>
           <w:rFonts w:ascii="Times New Roman" w:cs="Times New Roman" w:eastAsia="Times New Roman" w:hAnsi="Times New Roman"/>
           <w:b w:val="1"/>
+          <w:bCs w:val="1"/>
           <w:sz w:val="28"/>
           <w:szCs w:val="28"/>
           <w:rtl w:val="0"/>
@@ -126,6 +135,7 @@
         <w:rPr>
           <w:rFonts w:ascii="Times New Roman" w:cs="Times New Roman" w:eastAsia="Times New Roman" w:hAnsi="Times New Roman"/>
           <w:b w:val="1"/>
+          <w:bCs w:val="1"/>
           <w:sz w:val="28"/>
           <w:szCs w:val="28"/>
         </w:rPr>
@@ -134,6 +144,7 @@
         <w:rPr>
           <w:rFonts w:ascii="Times New Roman" w:cs="Times New Roman" w:eastAsia="Times New Roman" w:hAnsi="Times New Roman"/>
           <w:b w:val="1"/>
+          <w:bCs w:val="1"/>
           <w:sz w:val="28"/>
           <w:szCs w:val="28"/>
           <w:rtl w:val="0"/>
@@ -186,22 +197,26 @@
         <w:rPr>
           <w:rFonts w:ascii="Times New Roman" w:cs="Times New Roman" w:eastAsia="Times New Roman" w:hAnsi="Times New Roman"/>
           <w:b w:val="0"/>
-          <w:i w:val="0"/>
-          <w:smallCaps w:val="0"/>
-          <w:strike w:val="0"/>
-          <w:color w:val="000000"/>
-          <w:sz w:val="28"/>
-          <w:szCs w:val="28"/>
-          <w:u w:val="none"/>
-          <w:shd w:fill="auto" w:val="clear"/>
-          <w:vertAlign w:val="baseline"/>
-        </w:rPr>
-      </w:pPr>
-      <w:r>
-        <w:rPr>
-          <w:rFonts w:ascii="Times New Roman" w:cs="Times New Roman" w:eastAsia="Times New Roman" w:hAnsi="Times New Roman"/>
-          <w:b w:val="0"/>
-          <w:i w:val="0"/>
+          <w:bCs w:val="0"/>
+          <w:i w:val="0"/>
+          <w:iCs w:val="0"/>
+          <w:smallCaps w:val="0"/>
+          <w:strike w:val="0"/>
+          <w:color w:val="000000"/>
+          <w:sz w:val="28"/>
+          <w:szCs w:val="28"/>
+          <w:u w:val="none"/>
+          <w:shd w:fill="auto" w:val="clear"/>
+          <w:vertAlign w:val="baseline"/>
+        </w:rPr>
+      </w:pPr>
+      <w:r>
+        <w:rPr>
+          <w:rFonts w:ascii="Times New Roman" w:cs="Times New Roman" w:eastAsia="Times New Roman" w:hAnsi="Times New Roman"/>
+          <w:b w:val="0"/>
+          <w:bCs w:val="0"/>
+          <w:i w:val="0"/>
+          <w:iCs w:val="0"/>
           <w:smallCaps w:val="0"/>
           <w:strike w:val="0"/>
           <w:color w:val="000000"/>
@@ -239,22 +254,26 @@
         <w:rPr>
           <w:rFonts w:ascii="Times New Roman" w:cs="Times New Roman" w:eastAsia="Times New Roman" w:hAnsi="Times New Roman"/>
           <w:b w:val="0"/>
-          <w:i w:val="0"/>
-          <w:smallCaps w:val="0"/>
-          <w:strike w:val="0"/>
-          <w:color w:val="000000"/>
-          <w:sz w:val="28"/>
-          <w:szCs w:val="28"/>
-          <w:u w:val="none"/>
-          <w:shd w:fill="auto" w:val="clear"/>
-          <w:vertAlign w:val="baseline"/>
-        </w:rPr>
-      </w:pPr>
-      <w:r>
-        <w:rPr>
-          <w:rFonts w:ascii="Times New Roman" w:cs="Times New Roman" w:eastAsia="Times New Roman" w:hAnsi="Times New Roman"/>
-          <w:b w:val="0"/>
-          <w:i w:val="0"/>
+          <w:bCs w:val="0"/>
+          <w:i w:val="0"/>
+          <w:iCs w:val="0"/>
+          <w:smallCaps w:val="0"/>
+          <w:strike w:val="0"/>
+          <w:color w:val="000000"/>
+          <w:sz w:val="28"/>
+          <w:szCs w:val="28"/>
+          <w:u w:val="none"/>
+          <w:shd w:fill="auto" w:val="clear"/>
+          <w:vertAlign w:val="baseline"/>
+        </w:rPr>
+      </w:pPr>
+      <w:r>
+        <w:rPr>
+          <w:rFonts w:ascii="Times New Roman" w:cs="Times New Roman" w:eastAsia="Times New Roman" w:hAnsi="Times New Roman"/>
+          <w:b w:val="0"/>
+          <w:bCs w:val="0"/>
+          <w:i w:val="0"/>
+          <w:iCs w:val="0"/>
           <w:smallCaps w:val="0"/>
           <w:strike w:val="0"/>
           <w:color w:val="000000"/>
@@ -292,22 +311,26 @@
         <w:rPr>
           <w:rFonts w:ascii="Times New Roman" w:cs="Times New Roman" w:eastAsia="Times New Roman" w:hAnsi="Times New Roman"/>
           <w:b w:val="0"/>
-          <w:i w:val="0"/>
-          <w:smallCaps w:val="0"/>
-          <w:strike w:val="0"/>
-          <w:color w:val="000000"/>
-          <w:sz w:val="28"/>
-          <w:szCs w:val="28"/>
-          <w:u w:val="none"/>
-          <w:shd w:fill="auto" w:val="clear"/>
-          <w:vertAlign w:val="baseline"/>
-        </w:rPr>
-      </w:pPr>
-      <w:r>
-        <w:rPr>
-          <w:rFonts w:ascii="Times New Roman" w:cs="Times New Roman" w:eastAsia="Times New Roman" w:hAnsi="Times New Roman"/>
-          <w:b w:val="0"/>
-          <w:i w:val="0"/>
+          <w:bCs w:val="0"/>
+          <w:i w:val="0"/>
+          <w:iCs w:val="0"/>
+          <w:smallCaps w:val="0"/>
+          <w:strike w:val="0"/>
+          <w:color w:val="000000"/>
+          <w:sz w:val="28"/>
+          <w:szCs w:val="28"/>
+          <w:u w:val="none"/>
+          <w:shd w:fill="auto" w:val="clear"/>
+          <w:vertAlign w:val="baseline"/>
+        </w:rPr>
+      </w:pPr>
+      <w:r>
+        <w:rPr>
+          <w:rFonts w:ascii="Times New Roman" w:cs="Times New Roman" w:eastAsia="Times New Roman" w:hAnsi="Times New Roman"/>
+          <w:b w:val="0"/>
+          <w:bCs w:val="0"/>
+          <w:i w:val="0"/>
+          <w:iCs w:val="0"/>
           <w:smallCaps w:val="0"/>
           <w:strike w:val="0"/>
           <w:color w:val="000000"/>
@@ -324,7 +347,9 @@
         <w:rPr>
           <w:rFonts w:ascii="Times New Roman" w:cs="Times New Roman" w:eastAsia="Times New Roman" w:hAnsi="Times New Roman"/>
           <w:b w:val="0"/>
-          <w:i w:val="0"/>
+          <w:bCs w:val="0"/>
+          <w:i w:val="0"/>
+          <w:iCs w:val="0"/>
           <w:smallCaps w:val="0"/>
           <w:strike w:val="0"/>
           <w:color w:val="000000"/>
@@ -341,7 +366,9 @@
         <w:rPr>
           <w:rFonts w:ascii="Times New Roman" w:cs="Times New Roman" w:eastAsia="Times New Roman" w:hAnsi="Times New Roman"/>
           <w:b w:val="0"/>
-          <w:i w:val="0"/>
+          <w:bCs w:val="0"/>
+          <w:i w:val="0"/>
+          <w:iCs w:val="0"/>
           <w:smallCaps w:val="0"/>
           <w:strike w:val="0"/>
           <w:color w:val="000000"/>
@@ -400,22 +427,26 @@
         <w:rPr>
           <w:rFonts w:ascii="Times New Roman" w:cs="Times New Roman" w:eastAsia="Times New Roman" w:hAnsi="Times New Roman"/>
           <w:b w:val="0"/>
-          <w:i w:val="0"/>
-          <w:smallCaps w:val="0"/>
-          <w:strike w:val="0"/>
-          <w:color w:val="000000"/>
-          <w:sz w:val="28"/>
-          <w:szCs w:val="28"/>
-          <w:u w:val="none"/>
-          <w:shd w:fill="auto" w:val="clear"/>
-          <w:vertAlign w:val="baseline"/>
-        </w:rPr>
-      </w:pPr>
-      <w:r>
-        <w:rPr>
-          <w:rFonts w:ascii="Times New Roman" w:cs="Times New Roman" w:eastAsia="Times New Roman" w:hAnsi="Times New Roman"/>
-          <w:b w:val="0"/>
-          <w:i w:val="0"/>
+          <w:bCs w:val="0"/>
+          <w:i w:val="0"/>
+          <w:iCs w:val="0"/>
+          <w:smallCaps w:val="0"/>
+          <w:strike w:val="0"/>
+          <w:color w:val="000000"/>
+          <w:sz w:val="28"/>
+          <w:szCs w:val="28"/>
+          <w:u w:val="none"/>
+          <w:shd w:fill="auto" w:val="clear"/>
+          <w:vertAlign w:val="baseline"/>
+        </w:rPr>
+      </w:pPr>
+      <w:r>
+        <w:rPr>
+          <w:rFonts w:ascii="Times New Roman" w:cs="Times New Roman" w:eastAsia="Times New Roman" w:hAnsi="Times New Roman"/>
+          <w:b w:val="0"/>
+          <w:bCs w:val="0"/>
+          <w:i w:val="0"/>
+          <w:iCs w:val="0"/>
           <w:smallCaps w:val="0"/>
           <w:strike w:val="0"/>
           <w:color w:val="000000"/>
@@ -453,22 +484,26 @@
         <w:rPr>
           <w:rFonts w:ascii="Times New Roman" w:cs="Times New Roman" w:eastAsia="Times New Roman" w:hAnsi="Times New Roman"/>
           <w:b w:val="0"/>
-          <w:i w:val="0"/>
-          <w:smallCaps w:val="0"/>
-          <w:strike w:val="0"/>
-          <w:color w:val="000000"/>
-          <w:sz w:val="28"/>
-          <w:szCs w:val="28"/>
-          <w:u w:val="none"/>
-          <w:shd w:fill="auto" w:val="clear"/>
-          <w:vertAlign w:val="baseline"/>
-        </w:rPr>
-      </w:pPr>
-      <w:r>
-        <w:rPr>
-          <w:rFonts w:ascii="Times New Roman" w:cs="Times New Roman" w:eastAsia="Times New Roman" w:hAnsi="Times New Roman"/>
-          <w:b w:val="0"/>
-          <w:i w:val="0"/>
+          <w:bCs w:val="0"/>
+          <w:i w:val="0"/>
+          <w:iCs w:val="0"/>
+          <w:smallCaps w:val="0"/>
+          <w:strike w:val="0"/>
+          <w:color w:val="000000"/>
+          <w:sz w:val="28"/>
+          <w:szCs w:val="28"/>
+          <w:u w:val="none"/>
+          <w:shd w:fill="auto" w:val="clear"/>
+          <w:vertAlign w:val="baseline"/>
+        </w:rPr>
+      </w:pPr>
+      <w:r>
+        <w:rPr>
+          <w:rFonts w:ascii="Times New Roman" w:cs="Times New Roman" w:eastAsia="Times New Roman" w:hAnsi="Times New Roman"/>
+          <w:b w:val="0"/>
+          <w:bCs w:val="0"/>
+          <w:i w:val="0"/>
+          <w:iCs w:val="0"/>
           <w:smallCaps w:val="0"/>
           <w:strike w:val="0"/>
           <w:color w:val="000000"/>
@@ -506,22 +541,26 @@
         <w:rPr>
           <w:rFonts w:ascii="Times New Roman" w:cs="Times New Roman" w:eastAsia="Times New Roman" w:hAnsi="Times New Roman"/>
           <w:b w:val="0"/>
-          <w:i w:val="0"/>
-          <w:smallCaps w:val="0"/>
-          <w:strike w:val="0"/>
-          <w:color w:val="000000"/>
-          <w:sz w:val="28"/>
-          <w:szCs w:val="28"/>
-          <w:u w:val="none"/>
-          <w:shd w:fill="auto" w:val="clear"/>
-          <w:vertAlign w:val="baseline"/>
-        </w:rPr>
-      </w:pPr>
-      <w:r>
-        <w:rPr>
-          <w:rFonts w:ascii="Times New Roman" w:cs="Times New Roman" w:eastAsia="Times New Roman" w:hAnsi="Times New Roman"/>
-          <w:b w:val="0"/>
-          <w:i w:val="0"/>
+          <w:bCs w:val="0"/>
+          <w:i w:val="0"/>
+          <w:iCs w:val="0"/>
+          <w:smallCaps w:val="0"/>
+          <w:strike w:val="0"/>
+          <w:color w:val="000000"/>
+          <w:sz w:val="28"/>
+          <w:szCs w:val="28"/>
+          <w:u w:val="none"/>
+          <w:shd w:fill="auto" w:val="clear"/>
+          <w:vertAlign w:val="baseline"/>
+        </w:rPr>
+      </w:pPr>
+      <w:r>
+        <w:rPr>
+          <w:rFonts w:ascii="Times New Roman" w:cs="Times New Roman" w:eastAsia="Times New Roman" w:hAnsi="Times New Roman"/>
+          <w:b w:val="0"/>
+          <w:bCs w:val="0"/>
+          <w:i w:val="0"/>
+          <w:iCs w:val="0"/>
           <w:smallCaps w:val="0"/>
           <w:strike w:val="0"/>
           <w:color w:val="000000"/>
@@ -541,6 +580,7 @@
         <w:rPr>
           <w:rFonts w:ascii="Times New Roman" w:cs="Times New Roman" w:eastAsia="Times New Roman" w:hAnsi="Times New Roman"/>
           <w:b w:val="1"/>
+          <w:bCs w:val="1"/>
           <w:color w:val="000000"/>
           <w:sz w:val="28"/>
           <w:szCs w:val="28"/>
@@ -558,6 +598,7 @@
         <w:rPr>
           <w:rFonts w:ascii="Times New Roman" w:cs="Times New Roman" w:eastAsia="Times New Roman" w:hAnsi="Times New Roman"/>
           <w:b w:val="1"/>
+          <w:bCs w:val="1"/>
           <w:color w:val="000000"/>
           <w:sz w:val="28"/>
           <w:szCs w:val="28"/>
@@ -567,6 +608,7 @@
         <w:rPr>
           <w:rFonts w:ascii="Times New Roman" w:cs="Times New Roman" w:eastAsia="Times New Roman" w:hAnsi="Times New Roman"/>
           <w:b w:val="1"/>
+          <w:bCs w:val="1"/>
           <w:color w:val="000000"/>
           <w:sz w:val="28"/>
           <w:szCs w:val="28"/>
@@ -599,22 +641,26 @@
         <w:rPr>
           <w:rFonts w:ascii="Times New Roman" w:cs="Times New Roman" w:eastAsia="Times New Roman" w:hAnsi="Times New Roman"/>
           <w:b w:val="0"/>
-          <w:i w:val="0"/>
-          <w:smallCaps w:val="0"/>
-          <w:strike w:val="0"/>
-          <w:color w:val="000000"/>
-          <w:sz w:val="28"/>
-          <w:szCs w:val="28"/>
-          <w:u w:val="none"/>
-          <w:shd w:fill="auto" w:val="clear"/>
-          <w:vertAlign w:val="baseline"/>
-        </w:rPr>
-      </w:pPr>
-      <w:r>
-        <w:rPr>
-          <w:rFonts w:ascii="Times New Roman" w:cs="Times New Roman" w:eastAsia="Times New Roman" w:hAnsi="Times New Roman"/>
-          <w:b w:val="0"/>
-          <w:i w:val="0"/>
+          <w:bCs w:val="0"/>
+          <w:i w:val="0"/>
+          <w:iCs w:val="0"/>
+          <w:smallCaps w:val="0"/>
+          <w:strike w:val="0"/>
+          <w:color w:val="000000"/>
+          <w:sz w:val="28"/>
+          <w:szCs w:val="28"/>
+          <w:u w:val="none"/>
+          <w:shd w:fill="auto" w:val="clear"/>
+          <w:vertAlign w:val="baseline"/>
+        </w:rPr>
+      </w:pPr>
+      <w:r>
+        <w:rPr>
+          <w:rFonts w:ascii="Times New Roman" w:cs="Times New Roman" w:eastAsia="Times New Roman" w:hAnsi="Times New Roman"/>
+          <w:b w:val="0"/>
+          <w:bCs w:val="0"/>
+          <w:i w:val="0"/>
+          <w:iCs w:val="0"/>
           <w:smallCaps w:val="0"/>
           <w:strike w:val="0"/>
           <w:color w:val="000000"/>
@@ -648,22 +694,26 @@
         <w:rPr>
           <w:rFonts w:ascii="Times New Roman" w:cs="Times New Roman" w:eastAsia="Times New Roman" w:hAnsi="Times New Roman"/>
           <w:b w:val="0"/>
-          <w:i w:val="0"/>
-          <w:smallCaps w:val="0"/>
-          <w:strike w:val="0"/>
-          <w:color w:val="000000"/>
-          <w:sz w:val="28"/>
-          <w:szCs w:val="28"/>
-          <w:u w:val="none"/>
-          <w:shd w:fill="auto" w:val="clear"/>
-          <w:vertAlign w:val="baseline"/>
-        </w:rPr>
-      </w:pPr>
-      <w:r>
-        <w:rPr>
-          <w:rFonts w:ascii="Times New Roman" w:cs="Times New Roman" w:eastAsia="Times New Roman" w:hAnsi="Times New Roman"/>
-          <w:b w:val="0"/>
-          <w:i w:val="0"/>
+          <w:bCs w:val="0"/>
+          <w:i w:val="0"/>
+          <w:iCs w:val="0"/>
+          <w:smallCaps w:val="0"/>
+          <w:strike w:val="0"/>
+          <w:color w:val="000000"/>
+          <w:sz w:val="28"/>
+          <w:szCs w:val="28"/>
+          <w:u w:val="none"/>
+          <w:shd w:fill="auto" w:val="clear"/>
+          <w:vertAlign w:val="baseline"/>
+        </w:rPr>
+      </w:pPr>
+      <w:r>
+        <w:rPr>
+          <w:rFonts w:ascii="Times New Roman" w:cs="Times New Roman" w:eastAsia="Times New Roman" w:hAnsi="Times New Roman"/>
+          <w:b w:val="0"/>
+          <w:bCs w:val="0"/>
+          <w:i w:val="0"/>
+          <w:iCs w:val="0"/>
           <w:smallCaps w:val="0"/>
           <w:strike w:val="0"/>
           <w:color w:val="000000"/>
@@ -677,12 +727,12 @@
           <wp:inline distB="0" distT="0" distL="0" distR="0">
             <wp:extent cx="5760085" cy="2524760"/>
             <wp:effectExtent b="0" l="0" r="0" t="0"/>
-            <wp:docPr id="41" name="image3.png"/>
+            <wp:docPr id="45" name="image1.png"/>
             <a:graphic>
               <a:graphicData uri="http://schemas.openxmlformats.org/drawingml/2006/picture">
                 <pic:pic>
                   <pic:nvPicPr>
-                    <pic:cNvPr id="0" name="image3.png"/>
+                    <pic:cNvPr id="0" name="image1.png"/>
                     <pic:cNvPicPr preferRelativeResize="0"/>
                   </pic:nvPicPr>
                   <pic:blipFill>
@@ -736,22 +786,26 @@
         <w:rPr>
           <w:rFonts w:ascii="Times New Roman" w:cs="Times New Roman" w:eastAsia="Times New Roman" w:hAnsi="Times New Roman"/>
           <w:b w:val="0"/>
-          <w:i w:val="0"/>
-          <w:smallCaps w:val="0"/>
-          <w:strike w:val="0"/>
-          <w:color w:val="000000"/>
-          <w:sz w:val="28"/>
-          <w:szCs w:val="28"/>
-          <w:u w:val="none"/>
-          <w:shd w:fill="auto" w:val="clear"/>
-          <w:vertAlign w:val="baseline"/>
-        </w:rPr>
-      </w:pPr>
-      <w:r>
-        <w:rPr>
-          <w:rFonts w:ascii="Times New Roman" w:cs="Times New Roman" w:eastAsia="Times New Roman" w:hAnsi="Times New Roman"/>
-          <w:b w:val="0"/>
-          <w:i w:val="0"/>
+          <w:bCs w:val="0"/>
+          <w:i w:val="0"/>
+          <w:iCs w:val="0"/>
+          <w:smallCaps w:val="0"/>
+          <w:strike w:val="0"/>
+          <w:color w:val="000000"/>
+          <w:sz w:val="28"/>
+          <w:szCs w:val="28"/>
+          <w:u w:val="none"/>
+          <w:shd w:fill="auto" w:val="clear"/>
+          <w:vertAlign w:val="baseline"/>
+        </w:rPr>
+      </w:pPr>
+      <w:r>
+        <w:rPr>
+          <w:rFonts w:ascii="Times New Roman" w:cs="Times New Roman" w:eastAsia="Times New Roman" w:hAnsi="Times New Roman"/>
+          <w:b w:val="0"/>
+          <w:bCs w:val="0"/>
+          <w:i w:val="0"/>
+          <w:iCs w:val="0"/>
           <w:smallCaps w:val="0"/>
           <w:strike w:val="0"/>
           <w:color w:val="000000"/>
@@ -785,22 +839,26 @@
         <w:rPr>
           <w:rFonts w:ascii="Times New Roman" w:cs="Times New Roman" w:eastAsia="Times New Roman" w:hAnsi="Times New Roman"/>
           <w:b w:val="0"/>
-          <w:i w:val="0"/>
-          <w:smallCaps w:val="0"/>
-          <w:strike w:val="0"/>
-          <w:color w:val="000000"/>
-          <w:sz w:val="28"/>
-          <w:szCs w:val="28"/>
-          <w:u w:val="none"/>
-          <w:shd w:fill="auto" w:val="clear"/>
-          <w:vertAlign w:val="baseline"/>
-        </w:rPr>
-      </w:pPr>
-      <w:r>
-        <w:rPr>
-          <w:rFonts w:ascii="Times New Roman" w:cs="Times New Roman" w:eastAsia="Times New Roman" w:hAnsi="Times New Roman"/>
-          <w:b w:val="0"/>
-          <w:i w:val="0"/>
+          <w:bCs w:val="0"/>
+          <w:i w:val="0"/>
+          <w:iCs w:val="0"/>
+          <w:smallCaps w:val="0"/>
+          <w:strike w:val="0"/>
+          <w:color w:val="000000"/>
+          <w:sz w:val="28"/>
+          <w:szCs w:val="28"/>
+          <w:u w:val="none"/>
+          <w:shd w:fill="auto" w:val="clear"/>
+          <w:vertAlign w:val="baseline"/>
+        </w:rPr>
+      </w:pPr>
+      <w:r>
+        <w:rPr>
+          <w:rFonts w:ascii="Times New Roman" w:cs="Times New Roman" w:eastAsia="Times New Roman" w:hAnsi="Times New Roman"/>
+          <w:b w:val="0"/>
+          <w:bCs w:val="0"/>
+          <w:i w:val="0"/>
+          <w:iCs w:val="0"/>
           <w:smallCaps w:val="0"/>
           <w:strike w:val="0"/>
           <w:color w:val="000000"/>
@@ -814,7 +872,7 @@
           <wp:inline distB="0" distT="0" distL="0" distR="0">
             <wp:extent cx="5760085" cy="3251200"/>
             <wp:effectExtent b="0" l="0" r="0" t="0"/>
-            <wp:docPr id="43" name="image2.png"/>
+            <wp:docPr id="47" name="image2.png"/>
             <a:graphic>
               <a:graphicData uri="http://schemas.openxmlformats.org/drawingml/2006/picture">
                 <pic:pic>
@@ -873,22 +931,26 @@
         <w:rPr>
           <w:rFonts w:ascii="Times New Roman" w:cs="Times New Roman" w:eastAsia="Times New Roman" w:hAnsi="Times New Roman"/>
           <w:b w:val="0"/>
-          <w:i w:val="0"/>
-          <w:smallCaps w:val="0"/>
-          <w:strike w:val="0"/>
-          <w:color w:val="000000"/>
-          <w:sz w:val="28"/>
-          <w:szCs w:val="28"/>
-          <w:u w:val="none"/>
-          <w:shd w:fill="auto" w:val="clear"/>
-          <w:vertAlign w:val="baseline"/>
-        </w:rPr>
-      </w:pPr>
-      <w:r>
-        <w:rPr>
-          <w:rFonts w:ascii="Times New Roman" w:cs="Times New Roman" w:eastAsia="Times New Roman" w:hAnsi="Times New Roman"/>
-          <w:b w:val="0"/>
-          <w:i w:val="0"/>
+          <w:bCs w:val="0"/>
+          <w:i w:val="0"/>
+          <w:iCs w:val="0"/>
+          <w:smallCaps w:val="0"/>
+          <w:strike w:val="0"/>
+          <w:color w:val="000000"/>
+          <w:sz w:val="28"/>
+          <w:szCs w:val="28"/>
+          <w:u w:val="none"/>
+          <w:shd w:fill="auto" w:val="clear"/>
+          <w:vertAlign w:val="baseline"/>
+        </w:rPr>
+      </w:pPr>
+      <w:r>
+        <w:rPr>
+          <w:rFonts w:ascii="Times New Roman" w:cs="Times New Roman" w:eastAsia="Times New Roman" w:hAnsi="Times New Roman"/>
+          <w:b w:val="0"/>
+          <w:bCs w:val="0"/>
+          <w:i w:val="0"/>
+          <w:iCs w:val="0"/>
           <w:smallCaps w:val="0"/>
           <w:strike w:val="0"/>
           <w:color w:val="000000"/>
@@ -922,22 +984,26 @@
         <w:rPr>
           <w:rFonts w:ascii="Times New Roman" w:cs="Times New Roman" w:eastAsia="Times New Roman" w:hAnsi="Times New Roman"/>
           <w:b w:val="0"/>
-          <w:i w:val="0"/>
-          <w:smallCaps w:val="0"/>
-          <w:strike w:val="0"/>
-          <w:color w:val="000000"/>
-          <w:sz w:val="28"/>
-          <w:szCs w:val="28"/>
-          <w:u w:val="none"/>
-          <w:shd w:fill="auto" w:val="clear"/>
-          <w:vertAlign w:val="baseline"/>
-        </w:rPr>
-      </w:pPr>
-      <w:r>
-        <w:rPr>
-          <w:rFonts w:ascii="Times New Roman" w:cs="Times New Roman" w:eastAsia="Times New Roman" w:hAnsi="Times New Roman"/>
-          <w:b w:val="0"/>
-          <w:i w:val="0"/>
+          <w:bCs w:val="0"/>
+          <w:i w:val="0"/>
+          <w:iCs w:val="0"/>
+          <w:smallCaps w:val="0"/>
+          <w:strike w:val="0"/>
+          <w:color w:val="000000"/>
+          <w:sz w:val="28"/>
+          <w:szCs w:val="28"/>
+          <w:u w:val="none"/>
+          <w:shd w:fill="auto" w:val="clear"/>
+          <w:vertAlign w:val="baseline"/>
+        </w:rPr>
+      </w:pPr>
+      <w:r>
+        <w:rPr>
+          <w:rFonts w:ascii="Times New Roman" w:cs="Times New Roman" w:eastAsia="Times New Roman" w:hAnsi="Times New Roman"/>
+          <w:b w:val="0"/>
+          <w:bCs w:val="0"/>
+          <w:i w:val="0"/>
+          <w:iCs w:val="0"/>
           <w:smallCaps w:val="0"/>
           <w:strike w:val="0"/>
           <w:color w:val="000000"/>
@@ -951,12 +1017,12 @@
           <wp:inline distB="0" distT="0" distL="0" distR="0">
             <wp:extent cx="5760085" cy="3317240"/>
             <wp:effectExtent b="0" l="0" r="0" t="0"/>
-            <wp:docPr id="42" name="image1.png"/>
+            <wp:docPr id="46" name="image3.png"/>
             <a:graphic>
               <a:graphicData uri="http://schemas.openxmlformats.org/drawingml/2006/picture">
                 <pic:pic>
                   <pic:nvPicPr>
-                    <pic:cNvPr id="0" name="image1.png"/>
+                    <pic:cNvPr id="0" name="image3.png"/>
                     <pic:cNvPicPr preferRelativeResize="0"/>
                   </pic:nvPicPr>
                   <pic:blipFill>
@@ -1010,22 +1076,26 @@
         <w:rPr>
           <w:rFonts w:ascii="Times New Roman" w:cs="Times New Roman" w:eastAsia="Times New Roman" w:hAnsi="Times New Roman"/>
           <w:b w:val="0"/>
-          <w:i w:val="0"/>
-          <w:smallCaps w:val="0"/>
-          <w:strike w:val="0"/>
-          <w:color w:val="000000"/>
-          <w:sz w:val="28"/>
-          <w:szCs w:val="28"/>
-          <w:u w:val="none"/>
-          <w:shd w:fill="auto" w:val="clear"/>
-          <w:vertAlign w:val="baseline"/>
-        </w:rPr>
-      </w:pPr>
-      <w:r>
-        <w:rPr>
-          <w:rFonts w:ascii="Times New Roman" w:cs="Times New Roman" w:eastAsia="Times New Roman" w:hAnsi="Times New Roman"/>
-          <w:b w:val="0"/>
-          <w:i w:val="0"/>
+          <w:bCs w:val="0"/>
+          <w:i w:val="0"/>
+          <w:iCs w:val="0"/>
+          <w:smallCaps w:val="0"/>
+          <w:strike w:val="0"/>
+          <w:color w:val="000000"/>
+          <w:sz w:val="28"/>
+          <w:szCs w:val="28"/>
+          <w:u w:val="none"/>
+          <w:shd w:fill="auto" w:val="clear"/>
+          <w:vertAlign w:val="baseline"/>
+        </w:rPr>
+      </w:pPr>
+      <w:r>
+        <w:rPr>
+          <w:rFonts w:ascii="Times New Roman" w:cs="Times New Roman" w:eastAsia="Times New Roman" w:hAnsi="Times New Roman"/>
+          <w:b w:val="0"/>
+          <w:bCs w:val="0"/>
+          <w:i w:val="0"/>
+          <w:iCs w:val="0"/>
           <w:smallCaps w:val="0"/>
           <w:strike w:val="0"/>
           <w:color w:val="000000"/>
@@ -1063,22 +1133,26 @@
         <w:rPr>
           <w:rFonts w:ascii="Times New Roman" w:cs="Times New Roman" w:eastAsia="Times New Roman" w:hAnsi="Times New Roman"/>
           <w:b w:val="0"/>
-          <w:i w:val="0"/>
-          <w:smallCaps w:val="0"/>
-          <w:strike w:val="0"/>
-          <w:color w:val="000000"/>
-          <w:sz w:val="28"/>
-          <w:szCs w:val="28"/>
-          <w:u w:val="none"/>
-          <w:shd w:fill="auto" w:val="clear"/>
-          <w:vertAlign w:val="baseline"/>
-        </w:rPr>
-      </w:pPr>
-      <w:r>
-        <w:rPr>
-          <w:rFonts w:ascii="Times New Roman" w:cs="Times New Roman" w:eastAsia="Times New Roman" w:hAnsi="Times New Roman"/>
-          <w:b w:val="0"/>
-          <w:i w:val="0"/>
+          <w:bCs w:val="0"/>
+          <w:i w:val="0"/>
+          <w:iCs w:val="0"/>
+          <w:smallCaps w:val="0"/>
+          <w:strike w:val="0"/>
+          <w:color w:val="000000"/>
+          <w:sz w:val="28"/>
+          <w:szCs w:val="28"/>
+          <w:u w:val="none"/>
+          <w:shd w:fill="auto" w:val="clear"/>
+          <w:vertAlign w:val="baseline"/>
+        </w:rPr>
+      </w:pPr>
+      <w:r>
+        <w:rPr>
+          <w:rFonts w:ascii="Times New Roman" w:cs="Times New Roman" w:eastAsia="Times New Roman" w:hAnsi="Times New Roman"/>
+          <w:b w:val="0"/>
+          <w:bCs w:val="0"/>
+          <w:i w:val="0"/>
+          <w:iCs w:val="0"/>
           <w:smallCaps w:val="0"/>
           <w:strike w:val="0"/>
           <w:color w:val="000000"/>
@@ -1116,22 +1190,26 @@
         <w:rPr>
           <w:rFonts w:ascii="Times New Roman" w:cs="Times New Roman" w:eastAsia="Times New Roman" w:hAnsi="Times New Roman"/>
           <w:b w:val="0"/>
-          <w:i w:val="0"/>
-          <w:smallCaps w:val="0"/>
-          <w:strike w:val="0"/>
-          <w:color w:val="000000"/>
-          <w:sz w:val="28"/>
-          <w:szCs w:val="28"/>
-          <w:u w:val="none"/>
-          <w:shd w:fill="auto" w:val="clear"/>
-          <w:vertAlign w:val="baseline"/>
-        </w:rPr>
-      </w:pPr>
-      <w:r>
-        <w:rPr>
-          <w:rFonts w:ascii="Times New Roman" w:cs="Times New Roman" w:eastAsia="Times New Roman" w:hAnsi="Times New Roman"/>
-          <w:b w:val="0"/>
-          <w:i w:val="0"/>
+          <w:bCs w:val="0"/>
+          <w:i w:val="0"/>
+          <w:iCs w:val="0"/>
+          <w:smallCaps w:val="0"/>
+          <w:strike w:val="0"/>
+          <w:color w:val="000000"/>
+          <w:sz w:val="28"/>
+          <w:szCs w:val="28"/>
+          <w:u w:val="none"/>
+          <w:shd w:fill="auto" w:val="clear"/>
+          <w:vertAlign w:val="baseline"/>
+        </w:rPr>
+      </w:pPr>
+      <w:r>
+        <w:rPr>
+          <w:rFonts w:ascii="Times New Roman" w:cs="Times New Roman" w:eastAsia="Times New Roman" w:hAnsi="Times New Roman"/>
+          <w:b w:val="0"/>
+          <w:bCs w:val="0"/>
+          <w:i w:val="0"/>
+          <w:iCs w:val="0"/>
           <w:smallCaps w:val="0"/>
           <w:strike w:val="0"/>
           <w:color w:val="000000"/>
@@ -1169,22 +1247,26 @@
         <w:rPr>
           <w:rFonts w:ascii="Times New Roman" w:cs="Times New Roman" w:eastAsia="Times New Roman" w:hAnsi="Times New Roman"/>
           <w:b w:val="0"/>
-          <w:i w:val="0"/>
-          <w:smallCaps w:val="0"/>
-          <w:strike w:val="0"/>
-          <w:color w:val="000000"/>
-          <w:sz w:val="28"/>
-          <w:szCs w:val="28"/>
-          <w:u w:val="none"/>
-          <w:shd w:fill="auto" w:val="clear"/>
-          <w:vertAlign w:val="baseline"/>
-        </w:rPr>
-      </w:pPr>
-      <w:r>
-        <w:rPr>
-          <w:rFonts w:ascii="Times New Roman" w:cs="Times New Roman" w:eastAsia="Times New Roman" w:hAnsi="Times New Roman"/>
-          <w:b w:val="0"/>
-          <w:i w:val="0"/>
+          <w:bCs w:val="0"/>
+          <w:i w:val="0"/>
+          <w:iCs w:val="0"/>
+          <w:smallCaps w:val="0"/>
+          <w:strike w:val="0"/>
+          <w:color w:val="000000"/>
+          <w:sz w:val="28"/>
+          <w:szCs w:val="28"/>
+          <w:u w:val="none"/>
+          <w:shd w:fill="auto" w:val="clear"/>
+          <w:vertAlign w:val="baseline"/>
+        </w:rPr>
+      </w:pPr>
+      <w:r>
+        <w:rPr>
+          <w:rFonts w:ascii="Times New Roman" w:cs="Times New Roman" w:eastAsia="Times New Roman" w:hAnsi="Times New Roman"/>
+          <w:b w:val="0"/>
+          <w:bCs w:val="0"/>
+          <w:i w:val="0"/>
+          <w:iCs w:val="0"/>
           <w:smallCaps w:val="0"/>
           <w:strike w:val="0"/>
           <w:color w:val="000000"/>
@@ -1213,7 +1295,7 @@
           <wp:inline distB="0" distT="0" distL="0" distR="0">
             <wp:extent cx="5760085" cy="2884805"/>
             <wp:effectExtent b="0" l="0" r="0" t="0"/>
-            <wp:docPr id="44" name="image4.png"/>
+            <wp:docPr id="48" name="image4.png"/>
             <a:graphic>
               <a:graphicData uri="http://schemas.openxmlformats.org/drawingml/2006/picture">
                 <pic:pic>
@@ -1272,22 +1354,26 @@
         <w:rPr>
           <w:rFonts w:ascii="Times New Roman" w:cs="Times New Roman" w:eastAsia="Times New Roman" w:hAnsi="Times New Roman"/>
           <w:b w:val="0"/>
-          <w:i w:val="0"/>
-          <w:smallCaps w:val="0"/>
-          <w:strike w:val="0"/>
-          <w:color w:val="000000"/>
-          <w:sz w:val="28"/>
-          <w:szCs w:val="28"/>
-          <w:u w:val="none"/>
-          <w:shd w:fill="auto" w:val="clear"/>
-          <w:vertAlign w:val="baseline"/>
-        </w:rPr>
-      </w:pPr>
-      <w:r>
-        <w:rPr>
-          <w:rFonts w:ascii="Times New Roman" w:cs="Times New Roman" w:eastAsia="Times New Roman" w:hAnsi="Times New Roman"/>
-          <w:b w:val="0"/>
-          <w:i w:val="0"/>
+          <w:bCs w:val="0"/>
+          <w:i w:val="0"/>
+          <w:iCs w:val="0"/>
+          <w:smallCaps w:val="0"/>
+          <w:strike w:val="0"/>
+          <w:color w:val="000000"/>
+          <w:sz w:val="28"/>
+          <w:szCs w:val="28"/>
+          <w:u w:val="none"/>
+          <w:shd w:fill="auto" w:val="clear"/>
+          <w:vertAlign w:val="baseline"/>
+        </w:rPr>
+      </w:pPr>
+      <w:r>
+        <w:rPr>
+          <w:rFonts w:ascii="Times New Roman" w:cs="Times New Roman" w:eastAsia="Times New Roman" w:hAnsi="Times New Roman"/>
+          <w:b w:val="0"/>
+          <w:bCs w:val="0"/>
+          <w:i w:val="0"/>
+          <w:iCs w:val="0"/>
           <w:smallCaps w:val="0"/>
           <w:strike w:val="0"/>
           <w:color w:val="000000"/>
@@ -1325,22 +1411,26 @@
         <w:rPr>
           <w:rFonts w:ascii="Times New Roman" w:cs="Times New Roman" w:eastAsia="Times New Roman" w:hAnsi="Times New Roman"/>
           <w:b w:val="0"/>
-          <w:i w:val="0"/>
-          <w:smallCaps w:val="0"/>
-          <w:strike w:val="0"/>
-          <w:color w:val="000000"/>
-          <w:sz w:val="28"/>
-          <w:szCs w:val="28"/>
-          <w:u w:val="none"/>
-          <w:shd w:fill="auto" w:val="clear"/>
-          <w:vertAlign w:val="baseline"/>
-        </w:rPr>
-      </w:pPr>
-      <w:r>
-        <w:rPr>
-          <w:rFonts w:ascii="Times New Roman" w:cs="Times New Roman" w:eastAsia="Times New Roman" w:hAnsi="Times New Roman"/>
-          <w:b w:val="0"/>
-          <w:i w:val="0"/>
+          <w:bCs w:val="0"/>
+          <w:i w:val="0"/>
+          <w:iCs w:val="0"/>
+          <w:smallCaps w:val="0"/>
+          <w:strike w:val="0"/>
+          <w:color w:val="000000"/>
+          <w:sz w:val="28"/>
+          <w:szCs w:val="28"/>
+          <w:u w:val="none"/>
+          <w:shd w:fill="auto" w:val="clear"/>
+          <w:vertAlign w:val="baseline"/>
+        </w:rPr>
+      </w:pPr>
+      <w:r>
+        <w:rPr>
+          <w:rFonts w:ascii="Times New Roman" w:cs="Times New Roman" w:eastAsia="Times New Roman" w:hAnsi="Times New Roman"/>
+          <w:b w:val="0"/>
+          <w:bCs w:val="0"/>
+          <w:i w:val="0"/>
+          <w:iCs w:val="0"/>
           <w:smallCaps w:val="0"/>
           <w:strike w:val="0"/>
           <w:color w:val="000000"/>
@@ -1374,22 +1464,26 @@
         <w:rPr>
           <w:rFonts w:ascii="Times New Roman" w:cs="Times New Roman" w:eastAsia="Times New Roman" w:hAnsi="Times New Roman"/>
           <w:b w:val="0"/>
-          <w:i w:val="0"/>
-          <w:smallCaps w:val="0"/>
-          <w:strike w:val="0"/>
-          <w:color w:val="000000"/>
-          <w:sz w:val="28"/>
-          <w:szCs w:val="28"/>
-          <w:u w:val="none"/>
-          <w:shd w:fill="auto" w:val="clear"/>
-          <w:vertAlign w:val="baseline"/>
-        </w:rPr>
-      </w:pPr>
-      <w:r>
-        <w:rPr>
-          <w:rFonts w:ascii="Times New Roman" w:cs="Times New Roman" w:eastAsia="Times New Roman" w:hAnsi="Times New Roman"/>
-          <w:b w:val="0"/>
-          <w:i w:val="0"/>
+          <w:bCs w:val="0"/>
+          <w:i w:val="0"/>
+          <w:iCs w:val="0"/>
+          <w:smallCaps w:val="0"/>
+          <w:strike w:val="0"/>
+          <w:color w:val="000000"/>
+          <w:sz w:val="28"/>
+          <w:szCs w:val="28"/>
+          <w:u w:val="none"/>
+          <w:shd w:fill="auto" w:val="clear"/>
+          <w:vertAlign w:val="baseline"/>
+        </w:rPr>
+      </w:pPr>
+      <w:r>
+        <w:rPr>
+          <w:rFonts w:ascii="Times New Roman" w:cs="Times New Roman" w:eastAsia="Times New Roman" w:hAnsi="Times New Roman"/>
+          <w:b w:val="0"/>
+          <w:bCs w:val="0"/>
+          <w:i w:val="0"/>
+          <w:iCs w:val="0"/>
           <w:smallCaps w:val="0"/>
           <w:strike w:val="0"/>
           <w:color w:val="000000"/>
@@ -1427,22 +1521,26 @@
         <w:rPr>
           <w:rFonts w:ascii="Times New Roman" w:cs="Times New Roman" w:eastAsia="Times New Roman" w:hAnsi="Times New Roman"/>
           <w:b w:val="0"/>
-          <w:i w:val="0"/>
-          <w:smallCaps w:val="0"/>
-          <w:strike w:val="0"/>
-          <w:color w:val="000000"/>
-          <w:sz w:val="28"/>
-          <w:szCs w:val="28"/>
-          <w:u w:val="none"/>
-          <w:shd w:fill="auto" w:val="clear"/>
-          <w:vertAlign w:val="baseline"/>
-        </w:rPr>
-      </w:pPr>
-      <w:r>
-        <w:rPr>
-          <w:rFonts w:ascii="Times New Roman" w:cs="Times New Roman" w:eastAsia="Times New Roman" w:hAnsi="Times New Roman"/>
-          <w:b w:val="0"/>
-          <w:i w:val="0"/>
+          <w:bCs w:val="0"/>
+          <w:i w:val="0"/>
+          <w:iCs w:val="0"/>
+          <w:smallCaps w:val="0"/>
+          <w:strike w:val="0"/>
+          <w:color w:val="000000"/>
+          <w:sz w:val="28"/>
+          <w:szCs w:val="28"/>
+          <w:u w:val="none"/>
+          <w:shd w:fill="auto" w:val="clear"/>
+          <w:vertAlign w:val="baseline"/>
+        </w:rPr>
+      </w:pPr>
+      <w:r>
+        <w:rPr>
+          <w:rFonts w:ascii="Times New Roman" w:cs="Times New Roman" w:eastAsia="Times New Roman" w:hAnsi="Times New Roman"/>
+          <w:b w:val="0"/>
+          <w:bCs w:val="0"/>
+          <w:i w:val="0"/>
+          <w:iCs w:val="0"/>
           <w:smallCaps w:val="0"/>
           <w:strike w:val="0"/>
           <w:color w:val="000000"/>
@@ -1480,22 +1578,26 @@
         <w:rPr>
           <w:rFonts w:ascii="Times New Roman" w:cs="Times New Roman" w:eastAsia="Times New Roman" w:hAnsi="Times New Roman"/>
           <w:b w:val="0"/>
-          <w:i w:val="0"/>
-          <w:smallCaps w:val="0"/>
-          <w:strike w:val="0"/>
-          <w:color w:val="000000"/>
-          <w:sz w:val="28"/>
-          <w:szCs w:val="28"/>
-          <w:u w:val="none"/>
-          <w:shd w:fill="auto" w:val="clear"/>
-          <w:vertAlign w:val="baseline"/>
-        </w:rPr>
-      </w:pPr>
-      <w:r>
-        <w:rPr>
-          <w:rFonts w:ascii="Times New Roman" w:cs="Times New Roman" w:eastAsia="Times New Roman" w:hAnsi="Times New Roman"/>
-          <w:b w:val="0"/>
-          <w:i w:val="0"/>
+          <w:bCs w:val="0"/>
+          <w:i w:val="0"/>
+          <w:iCs w:val="0"/>
+          <w:smallCaps w:val="0"/>
+          <w:strike w:val="0"/>
+          <w:color w:val="000000"/>
+          <w:sz w:val="28"/>
+          <w:szCs w:val="28"/>
+          <w:u w:val="none"/>
+          <w:shd w:fill="auto" w:val="clear"/>
+          <w:vertAlign w:val="baseline"/>
+        </w:rPr>
+      </w:pPr>
+      <w:r>
+        <w:rPr>
+          <w:rFonts w:ascii="Times New Roman" w:cs="Times New Roman" w:eastAsia="Times New Roman" w:hAnsi="Times New Roman"/>
+          <w:b w:val="0"/>
+          <w:bCs w:val="0"/>
+          <w:i w:val="0"/>
+          <w:iCs w:val="0"/>
           <w:smallCaps w:val="0"/>
           <w:strike w:val="0"/>
           <w:color w:val="000000"/>
@@ -1533,22 +1635,26 @@
         <w:rPr>
           <w:rFonts w:ascii="Times New Roman" w:cs="Times New Roman" w:eastAsia="Times New Roman" w:hAnsi="Times New Roman"/>
           <w:b w:val="0"/>
-          <w:i w:val="0"/>
-          <w:smallCaps w:val="0"/>
-          <w:strike w:val="0"/>
-          <w:color w:val="000000"/>
-          <w:sz w:val="28"/>
-          <w:szCs w:val="28"/>
-          <w:u w:val="none"/>
-          <w:shd w:fill="auto" w:val="clear"/>
-          <w:vertAlign w:val="baseline"/>
-        </w:rPr>
-      </w:pPr>
-      <w:r>
-        <w:rPr>
-          <w:rFonts w:ascii="Times New Roman" w:cs="Times New Roman" w:eastAsia="Times New Roman" w:hAnsi="Times New Roman"/>
-          <w:b w:val="0"/>
-          <w:i w:val="0"/>
+          <w:bCs w:val="0"/>
+          <w:i w:val="0"/>
+          <w:iCs w:val="0"/>
+          <w:smallCaps w:val="0"/>
+          <w:strike w:val="0"/>
+          <w:color w:val="000000"/>
+          <w:sz w:val="28"/>
+          <w:szCs w:val="28"/>
+          <w:u w:val="none"/>
+          <w:shd w:fill="auto" w:val="clear"/>
+          <w:vertAlign w:val="baseline"/>
+        </w:rPr>
+      </w:pPr>
+      <w:r>
+        <w:rPr>
+          <w:rFonts w:ascii="Times New Roman" w:cs="Times New Roman" w:eastAsia="Times New Roman" w:hAnsi="Times New Roman"/>
+          <w:b w:val="0"/>
+          <w:bCs w:val="0"/>
+          <w:i w:val="0"/>
+          <w:iCs w:val="0"/>
           <w:smallCaps w:val="0"/>
           <w:strike w:val="0"/>
           <w:color w:val="000000"/>
@@ -1607,22 +1713,26 @@
         <w:rPr>
           <w:rFonts w:ascii="Times New Roman" w:cs="Times New Roman" w:eastAsia="Times New Roman" w:hAnsi="Times New Roman"/>
           <w:b w:val="0"/>
-          <w:i w:val="0"/>
-          <w:smallCaps w:val="0"/>
-          <w:strike w:val="0"/>
-          <w:color w:val="000000"/>
-          <w:sz w:val="28"/>
-          <w:szCs w:val="28"/>
-          <w:u w:val="none"/>
-          <w:shd w:fill="auto" w:val="clear"/>
-          <w:vertAlign w:val="baseline"/>
-        </w:rPr>
-      </w:pPr>
-      <w:r>
-        <w:rPr>
-          <w:rFonts w:ascii="Times New Roman" w:cs="Times New Roman" w:eastAsia="Times New Roman" w:hAnsi="Times New Roman"/>
-          <w:b w:val="0"/>
-          <w:i w:val="0"/>
+          <w:bCs w:val="0"/>
+          <w:i w:val="0"/>
+          <w:iCs w:val="0"/>
+          <w:smallCaps w:val="0"/>
+          <w:strike w:val="0"/>
+          <w:color w:val="000000"/>
+          <w:sz w:val="28"/>
+          <w:szCs w:val="28"/>
+          <w:u w:val="none"/>
+          <w:shd w:fill="auto" w:val="clear"/>
+          <w:vertAlign w:val="baseline"/>
+        </w:rPr>
+      </w:pPr>
+      <w:r>
+        <w:rPr>
+          <w:rFonts w:ascii="Times New Roman" w:cs="Times New Roman" w:eastAsia="Times New Roman" w:hAnsi="Times New Roman"/>
+          <w:b w:val="0"/>
+          <w:bCs w:val="0"/>
+          <w:i w:val="0"/>
+          <w:iCs w:val="0"/>
           <w:smallCaps w:val="0"/>
           <w:strike w:val="0"/>
           <w:color w:val="000000"/>
@@ -1660,22 +1770,26 @@
         <w:rPr>
           <w:rFonts w:ascii="Times New Roman" w:cs="Times New Roman" w:eastAsia="Times New Roman" w:hAnsi="Times New Roman"/>
           <w:b w:val="0"/>
-          <w:i w:val="0"/>
-          <w:smallCaps w:val="0"/>
-          <w:strike w:val="0"/>
-          <w:color w:val="000000"/>
-          <w:sz w:val="28"/>
-          <w:szCs w:val="28"/>
-          <w:u w:val="none"/>
-          <w:shd w:fill="auto" w:val="clear"/>
-          <w:vertAlign w:val="baseline"/>
-        </w:rPr>
-      </w:pPr>
-      <w:r>
-        <w:rPr>
-          <w:rFonts w:ascii="Times New Roman" w:cs="Times New Roman" w:eastAsia="Times New Roman" w:hAnsi="Times New Roman"/>
-          <w:b w:val="0"/>
-          <w:i w:val="0"/>
+          <w:bCs w:val="0"/>
+          <w:i w:val="0"/>
+          <w:iCs w:val="0"/>
+          <w:smallCaps w:val="0"/>
+          <w:strike w:val="0"/>
+          <w:color w:val="000000"/>
+          <w:sz w:val="28"/>
+          <w:szCs w:val="28"/>
+          <w:u w:val="none"/>
+          <w:shd w:fill="auto" w:val="clear"/>
+          <w:vertAlign w:val="baseline"/>
+        </w:rPr>
+      </w:pPr>
+      <w:r>
+        <w:rPr>
+          <w:rFonts w:ascii="Times New Roman" w:cs="Times New Roman" w:eastAsia="Times New Roman" w:hAnsi="Times New Roman"/>
+          <w:b w:val="0"/>
+          <w:bCs w:val="0"/>
+          <w:i w:val="0"/>
+          <w:iCs w:val="0"/>
           <w:smallCaps w:val="0"/>
           <w:strike w:val="0"/>
           <w:color w:val="000000"/>
@@ -1713,22 +1827,26 @@
         <w:rPr>
           <w:rFonts w:ascii="Times New Roman" w:cs="Times New Roman" w:eastAsia="Times New Roman" w:hAnsi="Times New Roman"/>
           <w:b w:val="0"/>
-          <w:i w:val="0"/>
-          <w:smallCaps w:val="0"/>
-          <w:strike w:val="0"/>
-          <w:color w:val="000000"/>
-          <w:sz w:val="28"/>
-          <w:szCs w:val="28"/>
-          <w:u w:val="none"/>
-          <w:shd w:fill="auto" w:val="clear"/>
-          <w:vertAlign w:val="baseline"/>
-        </w:rPr>
-      </w:pPr>
-      <w:r>
-        <w:rPr>
-          <w:rFonts w:ascii="Times New Roman" w:cs="Times New Roman" w:eastAsia="Times New Roman" w:hAnsi="Times New Roman"/>
-          <w:b w:val="0"/>
-          <w:i w:val="0"/>
+          <w:bCs w:val="0"/>
+          <w:i w:val="0"/>
+          <w:iCs w:val="0"/>
+          <w:smallCaps w:val="0"/>
+          <w:strike w:val="0"/>
+          <w:color w:val="000000"/>
+          <w:sz w:val="28"/>
+          <w:szCs w:val="28"/>
+          <w:u w:val="none"/>
+          <w:shd w:fill="auto" w:val="clear"/>
+          <w:vertAlign w:val="baseline"/>
+        </w:rPr>
+      </w:pPr>
+      <w:r>
+        <w:rPr>
+          <w:rFonts w:ascii="Times New Roman" w:cs="Times New Roman" w:eastAsia="Times New Roman" w:hAnsi="Times New Roman"/>
+          <w:b w:val="0"/>
+          <w:bCs w:val="0"/>
+          <w:i w:val="0"/>
+          <w:iCs w:val="0"/>
           <w:smallCaps w:val="0"/>
           <w:strike w:val="0"/>
           <w:color w:val="000000"/>
@@ -1766,22 +1884,26 @@
         <w:rPr>
           <w:rFonts w:ascii="Times New Roman" w:cs="Times New Roman" w:eastAsia="Times New Roman" w:hAnsi="Times New Roman"/>
           <w:b w:val="0"/>
-          <w:i w:val="0"/>
-          <w:smallCaps w:val="0"/>
-          <w:strike w:val="0"/>
-          <w:color w:val="000000"/>
-          <w:sz w:val="28"/>
-          <w:szCs w:val="28"/>
-          <w:u w:val="none"/>
-          <w:shd w:fill="auto" w:val="clear"/>
-          <w:vertAlign w:val="baseline"/>
-        </w:rPr>
-      </w:pPr>
-      <w:r>
-        <w:rPr>
-          <w:rFonts w:ascii="Times New Roman" w:cs="Times New Roman" w:eastAsia="Times New Roman" w:hAnsi="Times New Roman"/>
-          <w:b w:val="0"/>
-          <w:i w:val="0"/>
+          <w:bCs w:val="0"/>
+          <w:i w:val="0"/>
+          <w:iCs w:val="0"/>
+          <w:smallCaps w:val="0"/>
+          <w:strike w:val="0"/>
+          <w:color w:val="000000"/>
+          <w:sz w:val="28"/>
+          <w:szCs w:val="28"/>
+          <w:u w:val="none"/>
+          <w:shd w:fill="auto" w:val="clear"/>
+          <w:vertAlign w:val="baseline"/>
+        </w:rPr>
+      </w:pPr>
+      <w:r>
+        <w:rPr>
+          <w:rFonts w:ascii="Times New Roman" w:cs="Times New Roman" w:eastAsia="Times New Roman" w:hAnsi="Times New Roman"/>
+          <w:b w:val="0"/>
+          <w:bCs w:val="0"/>
+          <w:i w:val="0"/>
+          <w:iCs w:val="0"/>
           <w:smallCaps w:val="0"/>
           <w:strike w:val="0"/>
           <w:color w:val="000000"/>
@@ -1819,22 +1941,26 @@
         <w:rPr>
           <w:rFonts w:ascii="Times New Roman" w:cs="Times New Roman" w:eastAsia="Times New Roman" w:hAnsi="Times New Roman"/>
           <w:b w:val="0"/>
-          <w:i w:val="0"/>
-          <w:smallCaps w:val="0"/>
-          <w:strike w:val="0"/>
-          <w:color w:val="000000"/>
-          <w:sz w:val="28"/>
-          <w:szCs w:val="28"/>
-          <w:u w:val="none"/>
-          <w:shd w:fill="auto" w:val="clear"/>
-          <w:vertAlign w:val="baseline"/>
-        </w:rPr>
-      </w:pPr>
-      <w:r>
-        <w:rPr>
-          <w:rFonts w:ascii="Times New Roman" w:cs="Times New Roman" w:eastAsia="Times New Roman" w:hAnsi="Times New Roman"/>
-          <w:b w:val="0"/>
-          <w:i w:val="0"/>
+          <w:bCs w:val="0"/>
+          <w:i w:val="0"/>
+          <w:iCs w:val="0"/>
+          <w:smallCaps w:val="0"/>
+          <w:strike w:val="0"/>
+          <w:color w:val="000000"/>
+          <w:sz w:val="28"/>
+          <w:szCs w:val="28"/>
+          <w:u w:val="none"/>
+          <w:shd w:fill="auto" w:val="clear"/>
+          <w:vertAlign w:val="baseline"/>
+        </w:rPr>
+      </w:pPr>
+      <w:r>
+        <w:rPr>
+          <w:rFonts w:ascii="Times New Roman" w:cs="Times New Roman" w:eastAsia="Times New Roman" w:hAnsi="Times New Roman"/>
+          <w:b w:val="0"/>
+          <w:bCs w:val="0"/>
+          <w:i w:val="0"/>
+          <w:iCs w:val="0"/>
           <w:smallCaps w:val="0"/>
           <w:strike w:val="0"/>
           <w:color w:val="000000"/>
@@ -1872,22 +1998,26 @@
         <w:rPr>
           <w:rFonts w:ascii="Times New Roman" w:cs="Times New Roman" w:eastAsia="Times New Roman" w:hAnsi="Times New Roman"/>
           <w:b w:val="0"/>
-          <w:i w:val="0"/>
-          <w:smallCaps w:val="0"/>
-          <w:strike w:val="0"/>
-          <w:color w:val="000000"/>
-          <w:sz w:val="28"/>
-          <w:szCs w:val="28"/>
-          <w:u w:val="none"/>
-          <w:shd w:fill="auto" w:val="clear"/>
-          <w:vertAlign w:val="baseline"/>
-        </w:rPr>
-      </w:pPr>
-      <w:r>
-        <w:rPr>
-          <w:rFonts w:ascii="Times New Roman" w:cs="Times New Roman" w:eastAsia="Times New Roman" w:hAnsi="Times New Roman"/>
-          <w:b w:val="0"/>
-          <w:i w:val="0"/>
+          <w:bCs w:val="0"/>
+          <w:i w:val="0"/>
+          <w:iCs w:val="0"/>
+          <w:smallCaps w:val="0"/>
+          <w:strike w:val="0"/>
+          <w:color w:val="000000"/>
+          <w:sz w:val="28"/>
+          <w:szCs w:val="28"/>
+          <w:u w:val="none"/>
+          <w:shd w:fill="auto" w:val="clear"/>
+          <w:vertAlign w:val="baseline"/>
+        </w:rPr>
+      </w:pPr>
+      <w:r>
+        <w:rPr>
+          <w:rFonts w:ascii="Times New Roman" w:cs="Times New Roman" w:eastAsia="Times New Roman" w:hAnsi="Times New Roman"/>
+          <w:b w:val="0"/>
+          <w:bCs w:val="0"/>
+          <w:i w:val="0"/>
+          <w:iCs w:val="0"/>
           <w:smallCaps w:val="0"/>
           <w:strike w:val="0"/>
           <w:color w:val="000000"/>
@@ -1925,22 +2055,26 @@
         <w:rPr>
           <w:rFonts w:ascii="Times New Roman" w:cs="Times New Roman" w:eastAsia="Times New Roman" w:hAnsi="Times New Roman"/>
           <w:b w:val="0"/>
-          <w:i w:val="0"/>
-          <w:smallCaps w:val="0"/>
-          <w:strike w:val="0"/>
-          <w:color w:val="000000"/>
-          <w:sz w:val="28"/>
-          <w:szCs w:val="28"/>
-          <w:u w:val="none"/>
-          <w:shd w:fill="auto" w:val="clear"/>
-          <w:vertAlign w:val="baseline"/>
-        </w:rPr>
-      </w:pPr>
-      <w:r>
-        <w:rPr>
-          <w:rFonts w:ascii="Times New Roman" w:cs="Times New Roman" w:eastAsia="Times New Roman" w:hAnsi="Times New Roman"/>
-          <w:b w:val="0"/>
-          <w:i w:val="0"/>
+          <w:bCs w:val="0"/>
+          <w:i w:val="0"/>
+          <w:iCs w:val="0"/>
+          <w:smallCaps w:val="0"/>
+          <w:strike w:val="0"/>
+          <w:color w:val="000000"/>
+          <w:sz w:val="28"/>
+          <w:szCs w:val="28"/>
+          <w:u w:val="none"/>
+          <w:shd w:fill="auto" w:val="clear"/>
+          <w:vertAlign w:val="baseline"/>
+        </w:rPr>
+      </w:pPr>
+      <w:r>
+        <w:rPr>
+          <w:rFonts w:ascii="Times New Roman" w:cs="Times New Roman" w:eastAsia="Times New Roman" w:hAnsi="Times New Roman"/>
+          <w:b w:val="0"/>
+          <w:bCs w:val="0"/>
+          <w:i w:val="0"/>
+          <w:iCs w:val="0"/>
           <w:smallCaps w:val="0"/>
           <w:strike w:val="0"/>
           <w:color w:val="000000"/>
@@ -1978,22 +2112,26 @@
         <w:rPr>
           <w:rFonts w:ascii="Times New Roman" w:cs="Times New Roman" w:eastAsia="Times New Roman" w:hAnsi="Times New Roman"/>
           <w:b w:val="0"/>
-          <w:i w:val="0"/>
-          <w:smallCaps w:val="0"/>
-          <w:strike w:val="0"/>
-          <w:color w:val="000000"/>
-          <w:sz w:val="28"/>
-          <w:szCs w:val="28"/>
-          <w:u w:val="none"/>
-          <w:shd w:fill="auto" w:val="clear"/>
-          <w:vertAlign w:val="baseline"/>
-        </w:rPr>
-      </w:pPr>
-      <w:r>
-        <w:rPr>
-          <w:rFonts w:ascii="Times New Roman" w:cs="Times New Roman" w:eastAsia="Times New Roman" w:hAnsi="Times New Roman"/>
-          <w:b w:val="0"/>
-          <w:i w:val="0"/>
+          <w:bCs w:val="0"/>
+          <w:i w:val="0"/>
+          <w:iCs w:val="0"/>
+          <w:smallCaps w:val="0"/>
+          <w:strike w:val="0"/>
+          <w:color w:val="000000"/>
+          <w:sz w:val="28"/>
+          <w:szCs w:val="28"/>
+          <w:u w:val="none"/>
+          <w:shd w:fill="auto" w:val="clear"/>
+          <w:vertAlign w:val="baseline"/>
+        </w:rPr>
+      </w:pPr>
+      <w:r>
+        <w:rPr>
+          <w:rFonts w:ascii="Times New Roman" w:cs="Times New Roman" w:eastAsia="Times New Roman" w:hAnsi="Times New Roman"/>
+          <w:b w:val="0"/>
+          <w:bCs w:val="0"/>
+          <w:i w:val="0"/>
+          <w:iCs w:val="0"/>
           <w:smallCaps w:val="0"/>
           <w:strike w:val="0"/>
           <w:color w:val="000000"/>
@@ -2027,22 +2165,26 @@
         <w:rPr>
           <w:rFonts w:ascii="Times New Roman" w:cs="Times New Roman" w:eastAsia="Times New Roman" w:hAnsi="Times New Roman"/>
           <w:b w:val="0"/>
-          <w:i w:val="0"/>
-          <w:smallCaps w:val="0"/>
-          <w:strike w:val="0"/>
-          <w:color w:val="000000"/>
-          <w:sz w:val="28"/>
-          <w:szCs w:val="28"/>
-          <w:u w:val="none"/>
-          <w:shd w:fill="auto" w:val="clear"/>
-          <w:vertAlign w:val="baseline"/>
-        </w:rPr>
-      </w:pPr>
-      <w:r>
-        <w:rPr>
-          <w:rFonts w:ascii="Times New Roman" w:cs="Times New Roman" w:eastAsia="Times New Roman" w:hAnsi="Times New Roman"/>
-          <w:b w:val="0"/>
-          <w:i w:val="0"/>
+          <w:bCs w:val="0"/>
+          <w:i w:val="0"/>
+          <w:iCs w:val="0"/>
+          <w:smallCaps w:val="0"/>
+          <w:strike w:val="0"/>
+          <w:color w:val="000000"/>
+          <w:sz w:val="28"/>
+          <w:szCs w:val="28"/>
+          <w:u w:val="none"/>
+          <w:shd w:fill="auto" w:val="clear"/>
+          <w:vertAlign w:val="baseline"/>
+        </w:rPr>
+      </w:pPr>
+      <w:r>
+        <w:rPr>
+          <w:rFonts w:ascii="Times New Roman" w:cs="Times New Roman" w:eastAsia="Times New Roman" w:hAnsi="Times New Roman"/>
+          <w:b w:val="0"/>
+          <w:bCs w:val="0"/>
+          <w:i w:val="0"/>
+          <w:iCs w:val="0"/>
           <w:smallCaps w:val="0"/>
           <w:strike w:val="0"/>
           <w:color w:val="000000"/>
@@ -2080,22 +2222,26 @@
         <w:rPr>
           <w:rFonts w:ascii="Times New Roman" w:cs="Times New Roman" w:eastAsia="Times New Roman" w:hAnsi="Times New Roman"/>
           <w:b w:val="0"/>
-          <w:i w:val="0"/>
-          <w:smallCaps w:val="0"/>
-          <w:strike w:val="0"/>
-          <w:color w:val="000000"/>
-          <w:sz w:val="28"/>
-          <w:szCs w:val="28"/>
-          <w:u w:val="none"/>
-          <w:shd w:fill="auto" w:val="clear"/>
-          <w:vertAlign w:val="baseline"/>
-        </w:rPr>
-      </w:pPr>
-      <w:r>
-        <w:rPr>
-          <w:rFonts w:ascii="Times New Roman" w:cs="Times New Roman" w:eastAsia="Times New Roman" w:hAnsi="Times New Roman"/>
-          <w:b w:val="0"/>
-          <w:i w:val="0"/>
+          <w:bCs w:val="0"/>
+          <w:i w:val="0"/>
+          <w:iCs w:val="0"/>
+          <w:smallCaps w:val="0"/>
+          <w:strike w:val="0"/>
+          <w:color w:val="000000"/>
+          <w:sz w:val="28"/>
+          <w:szCs w:val="28"/>
+          <w:u w:val="none"/>
+          <w:shd w:fill="auto" w:val="clear"/>
+          <w:vertAlign w:val="baseline"/>
+        </w:rPr>
+      </w:pPr>
+      <w:r>
+        <w:rPr>
+          <w:rFonts w:ascii="Times New Roman" w:cs="Times New Roman" w:eastAsia="Times New Roman" w:hAnsi="Times New Roman"/>
+          <w:b w:val="0"/>
+          <w:bCs w:val="0"/>
+          <w:i w:val="0"/>
+          <w:iCs w:val="0"/>
           <w:smallCaps w:val="0"/>
           <w:strike w:val="0"/>
           <w:color w:val="000000"/>
@@ -2154,22 +2300,26 @@
         <w:rPr>
           <w:rFonts w:ascii="Times New Roman" w:cs="Times New Roman" w:eastAsia="Times New Roman" w:hAnsi="Times New Roman"/>
           <w:b w:val="0"/>
-          <w:i w:val="0"/>
-          <w:smallCaps w:val="0"/>
-          <w:strike w:val="0"/>
-          <w:color w:val="000000"/>
-          <w:sz w:val="28"/>
-          <w:szCs w:val="28"/>
-          <w:u w:val="none"/>
-          <w:shd w:fill="auto" w:val="clear"/>
-          <w:vertAlign w:val="baseline"/>
-        </w:rPr>
-      </w:pPr>
-      <w:r>
-        <w:rPr>
-          <w:rFonts w:ascii="Times New Roman" w:cs="Times New Roman" w:eastAsia="Times New Roman" w:hAnsi="Times New Roman"/>
-          <w:b w:val="0"/>
-          <w:i w:val="0"/>
+          <w:bCs w:val="0"/>
+          <w:i w:val="0"/>
+          <w:iCs w:val="0"/>
+          <w:smallCaps w:val="0"/>
+          <w:strike w:val="0"/>
+          <w:color w:val="000000"/>
+          <w:sz w:val="28"/>
+          <w:szCs w:val="28"/>
+          <w:u w:val="none"/>
+          <w:shd w:fill="auto" w:val="clear"/>
+          <w:vertAlign w:val="baseline"/>
+        </w:rPr>
+      </w:pPr>
+      <w:r>
+        <w:rPr>
+          <w:rFonts w:ascii="Times New Roman" w:cs="Times New Roman" w:eastAsia="Times New Roman" w:hAnsi="Times New Roman"/>
+          <w:b w:val="0"/>
+          <w:bCs w:val="0"/>
+          <w:i w:val="0"/>
+          <w:iCs w:val="0"/>
           <w:smallCaps w:val="0"/>
           <w:strike w:val="0"/>
           <w:color w:val="000000"/>
@@ -2207,22 +2357,26 @@
         <w:rPr>
           <w:rFonts w:ascii="Times New Roman" w:cs="Times New Roman" w:eastAsia="Times New Roman" w:hAnsi="Times New Roman"/>
           <w:b w:val="0"/>
-          <w:i w:val="0"/>
-          <w:smallCaps w:val="0"/>
-          <w:strike w:val="0"/>
-          <w:color w:val="000000"/>
-          <w:sz w:val="28"/>
-          <w:szCs w:val="28"/>
-          <w:u w:val="none"/>
-          <w:shd w:fill="auto" w:val="clear"/>
-          <w:vertAlign w:val="baseline"/>
-        </w:rPr>
-      </w:pPr>
-      <w:r>
-        <w:rPr>
-          <w:rFonts w:ascii="Times New Roman" w:cs="Times New Roman" w:eastAsia="Times New Roman" w:hAnsi="Times New Roman"/>
-          <w:b w:val="0"/>
-          <w:i w:val="0"/>
+          <w:bCs w:val="0"/>
+          <w:i w:val="0"/>
+          <w:iCs w:val="0"/>
+          <w:smallCaps w:val="0"/>
+          <w:strike w:val="0"/>
+          <w:color w:val="000000"/>
+          <w:sz w:val="28"/>
+          <w:szCs w:val="28"/>
+          <w:u w:val="none"/>
+          <w:shd w:fill="auto" w:val="clear"/>
+          <w:vertAlign w:val="baseline"/>
+        </w:rPr>
+      </w:pPr>
+      <w:r>
+        <w:rPr>
+          <w:rFonts w:ascii="Times New Roman" w:cs="Times New Roman" w:eastAsia="Times New Roman" w:hAnsi="Times New Roman"/>
+          <w:b w:val="0"/>
+          <w:bCs w:val="0"/>
+          <w:i w:val="0"/>
+          <w:iCs w:val="0"/>
           <w:smallCaps w:val="0"/>
           <w:strike w:val="0"/>
           <w:color w:val="000000"/>
@@ -2260,22 +2414,26 @@
         <w:rPr>
           <w:rFonts w:ascii="Times New Roman" w:cs="Times New Roman" w:eastAsia="Times New Roman" w:hAnsi="Times New Roman"/>
           <w:b w:val="0"/>
-          <w:i w:val="0"/>
-          <w:smallCaps w:val="0"/>
-          <w:strike w:val="0"/>
-          <w:color w:val="000000"/>
-          <w:sz w:val="28"/>
-          <w:szCs w:val="28"/>
-          <w:u w:val="none"/>
-          <w:shd w:fill="auto" w:val="clear"/>
-          <w:vertAlign w:val="baseline"/>
-        </w:rPr>
-      </w:pPr>
-      <w:r>
-        <w:rPr>
-          <w:rFonts w:ascii="Times New Roman" w:cs="Times New Roman" w:eastAsia="Times New Roman" w:hAnsi="Times New Roman"/>
-          <w:b w:val="0"/>
-          <w:i w:val="0"/>
+          <w:bCs w:val="0"/>
+          <w:i w:val="0"/>
+          <w:iCs w:val="0"/>
+          <w:smallCaps w:val="0"/>
+          <w:strike w:val="0"/>
+          <w:color w:val="000000"/>
+          <w:sz w:val="28"/>
+          <w:szCs w:val="28"/>
+          <w:u w:val="none"/>
+          <w:shd w:fill="auto" w:val="clear"/>
+          <w:vertAlign w:val="baseline"/>
+        </w:rPr>
+      </w:pPr>
+      <w:r>
+        <w:rPr>
+          <w:rFonts w:ascii="Times New Roman" w:cs="Times New Roman" w:eastAsia="Times New Roman" w:hAnsi="Times New Roman"/>
+          <w:b w:val="0"/>
+          <w:bCs w:val="0"/>
+          <w:i w:val="0"/>
+          <w:iCs w:val="0"/>
           <w:smallCaps w:val="0"/>
           <w:strike w:val="0"/>
           <w:color w:val="000000"/>
@@ -2313,22 +2471,26 @@
         <w:rPr>
           <w:rFonts w:ascii="Times New Roman" w:cs="Times New Roman" w:eastAsia="Times New Roman" w:hAnsi="Times New Roman"/>
           <w:b w:val="0"/>
-          <w:i w:val="0"/>
-          <w:smallCaps w:val="0"/>
-          <w:strike w:val="0"/>
-          <w:color w:val="000000"/>
-          <w:sz w:val="28"/>
-          <w:szCs w:val="28"/>
-          <w:u w:val="none"/>
-          <w:shd w:fill="auto" w:val="clear"/>
-          <w:vertAlign w:val="baseline"/>
-        </w:rPr>
-      </w:pPr>
-      <w:r>
-        <w:rPr>
-          <w:rFonts w:ascii="Times New Roman" w:cs="Times New Roman" w:eastAsia="Times New Roman" w:hAnsi="Times New Roman"/>
-          <w:b w:val="0"/>
-          <w:i w:val="0"/>
+          <w:bCs w:val="0"/>
+          <w:i w:val="0"/>
+          <w:iCs w:val="0"/>
+          <w:smallCaps w:val="0"/>
+          <w:strike w:val="0"/>
+          <w:color w:val="000000"/>
+          <w:sz w:val="28"/>
+          <w:szCs w:val="28"/>
+          <w:u w:val="none"/>
+          <w:shd w:fill="auto" w:val="clear"/>
+          <w:vertAlign w:val="baseline"/>
+        </w:rPr>
+      </w:pPr>
+      <w:r>
+        <w:rPr>
+          <w:rFonts w:ascii="Times New Roman" w:cs="Times New Roman" w:eastAsia="Times New Roman" w:hAnsi="Times New Roman"/>
+          <w:b w:val="0"/>
+          <w:bCs w:val="0"/>
+          <w:i w:val="0"/>
+          <w:iCs w:val="0"/>
           <w:smallCaps w:val="0"/>
           <w:strike w:val="0"/>
           <w:color w:val="000000"/>
@@ -2373,6 +2535,7 @@
         <w:rPr>
           <w:rFonts w:ascii="Times New Roman" w:cs="Times New Roman" w:eastAsia="Times New Roman" w:hAnsi="Times New Roman"/>
           <w:b w:val="1"/>
+          <w:bCs w:val="1"/>
           <w:sz w:val="28"/>
           <w:szCs w:val="28"/>
           <w:rtl w:val="0"/>
@@ -2411,6 +2574,7 @@
         <w:rPr>
           <w:rFonts w:ascii="Times New Roman" w:cs="Times New Roman" w:eastAsia="Times New Roman" w:hAnsi="Times New Roman"/>
           <w:b w:val="1"/>
+          <w:bCs w:val="1"/>
           <w:sz w:val="28"/>
           <w:szCs w:val="28"/>
         </w:rPr>
@@ -2421,6 +2585,7 @@
         <w:rPr>
           <w:rFonts w:ascii="Times New Roman" w:cs="Times New Roman" w:eastAsia="Times New Roman" w:hAnsi="Times New Roman"/>
           <w:b w:val="1"/>
+          <w:bCs w:val="1"/>
           <w:sz w:val="28"/>
           <w:szCs w:val="28"/>
           <w:rtl w:val="0"/>
@@ -2548,6 +2713,106 @@
           <w:rtl w:val="0"/>
         </w:rPr>
         <w:t xml:space="preserve">6.       Модульная арифметика. Простые примеры.</w:t>
+      </w:r>
+    </w:p>
+    <w:p>
+      <w:pPr>
+        <w:spacing w:after="0" w:before="0" w:line="240" w:lineRule="auto"/>
+        <w:ind w:left="360" w:firstLine="0"/>
+        <w:rPr>
+          <w:rFonts w:ascii="Times New Roman" w:cs="Times New Roman" w:eastAsia="Times New Roman" w:hAnsi="Times New Roman"/>
+          <w:sz w:val="28"/>
+          <w:szCs w:val="28"/>
+        </w:rPr>
+      </w:pPr>
+      <w:r>
+        <w:rPr>
+          <w:rFonts w:ascii="Times New Roman" w:cs="Times New Roman" w:eastAsia="Times New Roman" w:hAnsi="Times New Roman"/>
+          <w:sz w:val="28"/>
+          <w:szCs w:val="28"/>
+          <w:rtl w:val="0"/>
+        </w:rPr>
+        <w:t xml:space="preserve">Расширенный алгоритм Евклида</w:t>
+      </w:r>
+    </w:p>
+    <w:p>
+      <w:pPr>
+        <w:spacing w:after="0" w:before="0" w:line="240" w:lineRule="auto"/>
+        <w:ind w:left="360" w:firstLine="0"/>
+        <w:rPr>
+          <w:rFonts w:ascii="Times New Roman" w:cs="Times New Roman" w:eastAsia="Times New Roman" w:hAnsi="Times New Roman"/>
+          <w:sz w:val="28"/>
+          <w:szCs w:val="28"/>
+        </w:rPr>
+      </w:pPr>
+      <w:r>
+        <w:rPr>
+          <w:rFonts w:ascii="Times New Roman" w:cs="Times New Roman" w:eastAsia="Times New Roman" w:hAnsi="Times New Roman"/>
+          <w:sz w:val="28"/>
+          <w:szCs w:val="28"/>
+          <w:rtl w:val="0"/>
+        </w:rPr>
+        <w:t xml:space="preserve">Китайская теорема об остатках </w:t>
+      </w:r>
+    </w:p>
+    <w:p>
+      <w:pPr>
+        <w:spacing w:after="0" w:before="0" w:line="240" w:lineRule="auto"/>
+        <w:ind w:left="360" w:firstLine="0"/>
+        <w:rPr>
+          <w:rFonts w:ascii="Times New Roman" w:cs="Times New Roman" w:eastAsia="Times New Roman" w:hAnsi="Times New Roman"/>
+          <w:sz w:val="28"/>
+          <w:szCs w:val="28"/>
+        </w:rPr>
+      </w:pPr>
+      <w:r>
+        <w:rPr>
+          <w:rFonts w:ascii="Times New Roman" w:cs="Times New Roman" w:eastAsia="Times New Roman" w:hAnsi="Times New Roman"/>
+          <w:sz w:val="28"/>
+          <w:szCs w:val="28"/>
+          <w:rtl w:val="0"/>
+        </w:rPr>
+        <w:t xml:space="preserve">Функция Эйлера </w:t>
+      </w:r>
+    </w:p>
+    <w:p>
+      <w:pPr>
+        <w:spacing w:after="0" w:before="0" w:line="240" w:lineRule="auto"/>
+        <w:ind w:left="360" w:firstLine="0"/>
+        <w:rPr>
+          <w:rFonts w:ascii="Times New Roman" w:cs="Times New Roman" w:eastAsia="Times New Roman" w:hAnsi="Times New Roman"/>
+          <w:sz w:val="28"/>
+          <w:szCs w:val="28"/>
+        </w:rPr>
+      </w:pPr>
+      <w:r>
+        <w:rPr>
+          <w:rFonts w:ascii="Times New Roman" w:cs="Times New Roman" w:eastAsia="Times New Roman" w:hAnsi="Times New Roman"/>
+          <w:sz w:val="28"/>
+          <w:szCs w:val="28"/>
+          <w:rtl w:val="0"/>
+        </w:rPr>
+        <w:t xml:space="preserve">Понижение степени </w:t>
+      </w:r>
+    </w:p>
+    <w:p>
+      <w:pPr>
+        <w:spacing w:after="0" w:before="0" w:line="240" w:lineRule="auto"/>
+        <w:ind w:left="360" w:firstLine="0"/>
+        <w:rPr>
+          <w:rFonts w:ascii="Times New Roman" w:cs="Times New Roman" w:eastAsia="Times New Roman" w:hAnsi="Times New Roman"/>
+          <w:sz w:val="28"/>
+          <w:szCs w:val="28"/>
+        </w:rPr>
+      </w:pPr>
+      <w:r>
+        <w:rPr>
+          <w:rFonts w:ascii="Times New Roman" w:cs="Times New Roman" w:eastAsia="Times New Roman" w:hAnsi="Times New Roman"/>
+          <w:sz w:val="28"/>
+          <w:szCs w:val="28"/>
+          <w:rtl w:val="0"/>
+        </w:rPr>
+        <w:t xml:space="preserve">Символы Лежандра и Якоби </w:t>
       </w:r>
     </w:p>
     <w:p>
@@ -3332,7 +3597,7 @@
         <w:rFonts w:ascii="Calibri" w:cs="Calibri" w:eastAsia="Calibri" w:hAnsi="Calibri"/>
         <w:sz w:val="22"/>
         <w:szCs w:val="22"/>
-        <w:lang w:val="ru-RU"/>
+        <w:lang w:val="ru"/>
       </w:rPr>
     </w:rPrDefault>
     <w:pPrDefault>
@@ -3341,11 +3606,19 @@
       </w:pPr>
     </w:pPrDefault>
   </w:docDefaults>
+  <w:style w:type="table" w:styleId="TableNormal" w:default="1">
+    <w:name w:val="TableNormal"/>
+    <w:tblPr>
+      <w:tblCellMar>
+        <w:top w:w="100.0" w:type="dxa"/>
+        <w:left w:w="100.0" w:type="dxa"/>
+        <w:bottom w:w="100.0" w:type="dxa"/>
+        <w:right w:w="100.0" w:type="dxa"/>
+      </w:tblCellMar>
+    </w:tblPr>
+  </w:style>
   <w:style w:type="paragraph" w:styleId="Normal" w:default="1">
     <w:name w:val="normal"/>
-  </w:style>
-  <w:style w:type="table" w:styleId="TableNormal" w:default="1">
-    <w:name w:val="Table Normal"/>
   </w:style>
   <w:style w:type="paragraph" w:styleId="Heading1">
     <w:name w:val="heading 1"/>
@@ -3387,7 +3660,9 @@
     <w:rPr>
       <w:rFonts w:ascii="Calibri" w:cs="Calibri" w:eastAsia="Calibri" w:hAnsi="Calibri"/>
       <w:b w:val="1"/>
+      <w:bCs w:val="1"/>
       <w:i w:val="0"/>
+      <w:iCs w:val="0"/>
       <w:smallCaps w:val="0"/>
       <w:strike w:val="0"/>
       <w:color w:val="000000"/>
@@ -3422,7 +3697,9 @@
     <w:rPr>
       <w:rFonts w:ascii="Calibri" w:cs="Calibri" w:eastAsia="Calibri" w:hAnsi="Calibri"/>
       <w:b w:val="1"/>
+      <w:bCs w:val="1"/>
       <w:i w:val="0"/>
+      <w:iCs w:val="0"/>
       <w:smallCaps w:val="0"/>
       <w:strike w:val="0"/>
       <w:color w:val="000000"/>
@@ -3457,7 +3734,9 @@
     <w:rPr>
       <w:rFonts w:ascii="Calibri" w:cs="Calibri" w:eastAsia="Calibri" w:hAnsi="Calibri"/>
       <w:b w:val="1"/>
+      <w:bCs w:val="1"/>
       <w:i w:val="0"/>
+      <w:iCs w:val="0"/>
       <w:smallCaps w:val="0"/>
       <w:strike w:val="0"/>
       <w:color w:val="000000"/>
@@ -3492,7 +3771,9 @@
     <w:rPr>
       <w:rFonts w:ascii="Calibri" w:cs="Calibri" w:eastAsia="Calibri" w:hAnsi="Calibri"/>
       <w:b w:val="1"/>
+      <w:bCs w:val="1"/>
       <w:i w:val="0"/>
+      <w:iCs w:val="0"/>
       <w:smallCaps w:val="0"/>
       <w:strike w:val="0"/>
       <w:color w:val="000000"/>
@@ -3527,7 +3808,9 @@
     <w:rPr>
       <w:rFonts w:ascii="Calibri" w:cs="Calibri" w:eastAsia="Calibri" w:hAnsi="Calibri"/>
       <w:b w:val="1"/>
+      <w:bCs w:val="1"/>
       <w:i w:val="0"/>
+      <w:iCs w:val="0"/>
       <w:smallCaps w:val="0"/>
       <w:strike w:val="0"/>
       <w:color w:val="000000"/>
@@ -3552,6 +3835,7 @@
     <w:rPr>
       <w:rFonts w:ascii="Times New Roman" w:cs="Times New Roman" w:eastAsia="Times New Roman" w:hAnsi="Times New Roman"/>
       <w:b w:val="1"/>
+      <w:bCs w:val="1"/>
       <w:color w:val="000000"/>
       <w:sz w:val="32"/>
       <w:szCs w:val="32"/>
@@ -3563,366 +3847,17 @@
   <w:style w:type="table" w:styleId="TableNormal" w:default="1">
     <w:name w:val="Table Normal"/>
   </w:style>
-  <w:style w:type="paragraph" w:styleId="Heading1">
-    <w:name w:val="heading 1"/>
-    <w:basedOn w:val="Normal"/>
-    <w:next w:val="Normal"/>
-    <w:pPr>
-      <w:keepNext w:val="1"/>
-      <w:keepLines w:val="1"/>
-      <w:spacing w:after="0" w:before="240" w:lineRule="auto"/>
-    </w:pPr>
-    <w:rPr>
-      <w:rFonts w:ascii="Calibri" w:cs="Calibri" w:eastAsia="Calibri" w:hAnsi="Calibri"/>
-      <w:color w:val="2f5496"/>
-      <w:sz w:val="32"/>
-      <w:szCs w:val="32"/>
-    </w:rPr>
+  <w:style w:type="paragraph" w:styleId="Normal" w:default="1">
+    <w:name w:val="normal"/>
   </w:style>
-  <w:style w:type="paragraph" w:styleId="Heading2">
-    <w:name w:val="heading 2"/>
-    <w:basedOn w:val="Normal"/>
-    <w:next w:val="Normal"/>
-    <w:pPr>
-      <w:keepNext w:val="1"/>
-      <w:keepLines w:val="1"/>
-      <w:pageBreakBefore w:val="0"/>
-      <w:widowControl w:val="1"/>
-      <w:pBdr>
-        <w:top w:space="0" w:sz="0" w:val="nil"/>
-        <w:left w:space="0" w:sz="0" w:val="nil"/>
-        <w:bottom w:space="0" w:sz="0" w:val="nil"/>
-        <w:right w:space="0" w:sz="0" w:val="nil"/>
-        <w:between w:space="0" w:sz="0" w:val="nil"/>
-      </w:pBdr>
-      <w:shd w:fill="auto" w:val="clear"/>
-      <w:spacing w:after="80" w:before="360" w:line="276" w:lineRule="auto"/>
-      <w:ind w:left="0" w:right="0" w:firstLine="0"/>
-      <w:jc w:val="left"/>
-    </w:pPr>
-    <w:rPr>
-      <w:rFonts w:ascii="Calibri" w:cs="Calibri" w:eastAsia="Calibri" w:hAnsi="Calibri"/>
-      <w:b w:val="1"/>
-      <w:i w:val="0"/>
-      <w:smallCaps w:val="0"/>
-      <w:strike w:val="0"/>
-      <w:color w:val="000000"/>
-      <w:sz w:val="36"/>
-      <w:szCs w:val="36"/>
-      <w:u w:val="none"/>
-      <w:shd w:fill="auto" w:val="clear"/>
-      <w:vertAlign w:val="baseline"/>
-    </w:rPr>
-  </w:style>
-  <w:style w:type="paragraph" w:styleId="Heading3">
-    <w:name w:val="heading 3"/>
-    <w:basedOn w:val="Normal"/>
-    <w:next w:val="Normal"/>
-    <w:pPr>
-      <w:keepNext w:val="1"/>
-      <w:keepLines w:val="1"/>
-      <w:pageBreakBefore w:val="0"/>
-      <w:widowControl w:val="1"/>
-      <w:pBdr>
-        <w:top w:space="0" w:sz="0" w:val="nil"/>
-        <w:left w:space="0" w:sz="0" w:val="nil"/>
-        <w:bottom w:space="0" w:sz="0" w:val="nil"/>
-        <w:right w:space="0" w:sz="0" w:val="nil"/>
-        <w:between w:space="0" w:sz="0" w:val="nil"/>
-      </w:pBdr>
-      <w:shd w:fill="auto" w:val="clear"/>
-      <w:spacing w:after="80" w:before="280" w:line="276" w:lineRule="auto"/>
-      <w:ind w:left="0" w:right="0" w:firstLine="0"/>
-      <w:jc w:val="left"/>
-    </w:pPr>
-    <w:rPr>
-      <w:rFonts w:ascii="Calibri" w:cs="Calibri" w:eastAsia="Calibri" w:hAnsi="Calibri"/>
-      <w:b w:val="1"/>
-      <w:i w:val="0"/>
-      <w:smallCaps w:val="0"/>
-      <w:strike w:val="0"/>
-      <w:color w:val="000000"/>
-      <w:sz w:val="28"/>
-      <w:szCs w:val="28"/>
-      <w:u w:val="none"/>
-      <w:shd w:fill="auto" w:val="clear"/>
-      <w:vertAlign w:val="baseline"/>
-    </w:rPr>
-  </w:style>
-  <w:style w:type="paragraph" w:styleId="Heading4">
-    <w:name w:val="heading 4"/>
-    <w:basedOn w:val="Normal"/>
-    <w:next w:val="Normal"/>
-    <w:pPr>
-      <w:keepNext w:val="1"/>
-      <w:keepLines w:val="1"/>
-      <w:pageBreakBefore w:val="0"/>
-      <w:widowControl w:val="1"/>
-      <w:pBdr>
-        <w:top w:space="0" w:sz="0" w:val="nil"/>
-        <w:left w:space="0" w:sz="0" w:val="nil"/>
-        <w:bottom w:space="0" w:sz="0" w:val="nil"/>
-        <w:right w:space="0" w:sz="0" w:val="nil"/>
-        <w:between w:space="0" w:sz="0" w:val="nil"/>
-      </w:pBdr>
-      <w:shd w:fill="auto" w:val="clear"/>
-      <w:spacing w:after="40" w:before="240" w:line="276" w:lineRule="auto"/>
-      <w:ind w:left="0" w:right="0" w:firstLine="0"/>
-      <w:jc w:val="left"/>
-    </w:pPr>
-    <w:rPr>
-      <w:rFonts w:ascii="Calibri" w:cs="Calibri" w:eastAsia="Calibri" w:hAnsi="Calibri"/>
-      <w:b w:val="1"/>
-      <w:i w:val="0"/>
-      <w:smallCaps w:val="0"/>
-      <w:strike w:val="0"/>
-      <w:color w:val="000000"/>
-      <w:sz w:val="24"/>
-      <w:szCs w:val="24"/>
-      <w:u w:val="none"/>
-      <w:shd w:fill="auto" w:val="clear"/>
-      <w:vertAlign w:val="baseline"/>
-    </w:rPr>
-  </w:style>
-  <w:style w:type="paragraph" w:styleId="Heading5">
-    <w:name w:val="heading 5"/>
-    <w:basedOn w:val="Normal"/>
-    <w:next w:val="Normal"/>
-    <w:pPr>
-      <w:keepNext w:val="1"/>
-      <w:keepLines w:val="1"/>
-      <w:pageBreakBefore w:val="0"/>
-      <w:widowControl w:val="1"/>
-      <w:pBdr>
-        <w:top w:space="0" w:sz="0" w:val="nil"/>
-        <w:left w:space="0" w:sz="0" w:val="nil"/>
-        <w:bottom w:space="0" w:sz="0" w:val="nil"/>
-        <w:right w:space="0" w:sz="0" w:val="nil"/>
-        <w:between w:space="0" w:sz="0" w:val="nil"/>
-      </w:pBdr>
-      <w:shd w:fill="auto" w:val="clear"/>
-      <w:spacing w:after="40" w:before="220" w:line="276" w:lineRule="auto"/>
-      <w:ind w:left="0" w:right="0" w:firstLine="0"/>
-      <w:jc w:val="left"/>
-    </w:pPr>
-    <w:rPr>
-      <w:rFonts w:ascii="Calibri" w:cs="Calibri" w:eastAsia="Calibri" w:hAnsi="Calibri"/>
-      <w:b w:val="1"/>
-      <w:i w:val="0"/>
-      <w:smallCaps w:val="0"/>
-      <w:strike w:val="0"/>
-      <w:color w:val="000000"/>
-      <w:sz w:val="22"/>
-      <w:szCs w:val="22"/>
-      <w:u w:val="none"/>
-      <w:shd w:fill="auto" w:val="clear"/>
-      <w:vertAlign w:val="baseline"/>
-    </w:rPr>
-  </w:style>
-  <w:style w:type="paragraph" w:styleId="Heading6">
-    <w:name w:val="heading 6"/>
-    <w:basedOn w:val="Normal"/>
-    <w:next w:val="Normal"/>
-    <w:pPr>
-      <w:keepNext w:val="1"/>
-      <w:keepLines w:val="1"/>
-      <w:pageBreakBefore w:val="0"/>
-      <w:widowControl w:val="1"/>
-      <w:pBdr>
-        <w:top w:space="0" w:sz="0" w:val="nil"/>
-        <w:left w:space="0" w:sz="0" w:val="nil"/>
-        <w:bottom w:space="0" w:sz="0" w:val="nil"/>
-        <w:right w:space="0" w:sz="0" w:val="nil"/>
-        <w:between w:space="0" w:sz="0" w:val="nil"/>
-      </w:pBdr>
-      <w:shd w:fill="auto" w:val="clear"/>
-      <w:spacing w:after="40" w:before="200" w:line="276" w:lineRule="auto"/>
-      <w:ind w:left="0" w:right="0" w:firstLine="0"/>
-      <w:jc w:val="left"/>
-    </w:pPr>
-    <w:rPr>
-      <w:rFonts w:ascii="Calibri" w:cs="Calibri" w:eastAsia="Calibri" w:hAnsi="Calibri"/>
-      <w:b w:val="1"/>
-      <w:i w:val="0"/>
-      <w:smallCaps w:val="0"/>
-      <w:strike w:val="0"/>
-      <w:color w:val="000000"/>
-      <w:sz w:val="20"/>
-      <w:szCs w:val="20"/>
-      <w:u w:val="none"/>
-      <w:shd w:fill="auto" w:val="clear"/>
-      <w:vertAlign w:val="baseline"/>
-    </w:rPr>
-  </w:style>
-  <w:style w:type="paragraph" w:styleId="Title">
-    <w:name w:val="Title"/>
-    <w:basedOn w:val="Normal"/>
-    <w:next w:val="Normal"/>
-    <w:pPr>
-      <w:keepNext w:val="1"/>
-      <w:keepLines w:val="0"/>
-      <w:widowControl w:val="0"/>
-      <w:spacing w:after="60" w:before="240" w:line="240" w:lineRule="auto"/>
-      <w:jc w:val="center"/>
-    </w:pPr>
-    <w:rPr>
-      <w:rFonts w:ascii="Times New Roman" w:cs="Times New Roman" w:eastAsia="Times New Roman" w:hAnsi="Times New Roman"/>
-      <w:b w:val="1"/>
-      <w:color w:val="000000"/>
-      <w:sz w:val="32"/>
-      <w:szCs w:val="32"/>
-    </w:rPr>
+  <w:style w:type="table" w:styleId="TableNormal" w:default="1">
+    <w:name w:val="Table Normal"/>
   </w:style>
   <w:style w:type="paragraph" w:styleId="Normal" w:default="1">
     <w:name w:val="normal"/>
   </w:style>
   <w:style w:type="table" w:styleId="TableNormal" w:default="1">
     <w:name w:val="Table Normal"/>
-  </w:style>
-  <w:style w:type="paragraph" w:styleId="Heading1">
-    <w:name w:val="heading 1"/>
-    <w:basedOn w:val="Normal"/>
-    <w:next w:val="Normal"/>
-    <w:pPr>
-      <w:keepNext w:val="1"/>
-      <w:keepLines w:val="1"/>
-      <w:spacing w:after="0" w:before="240" w:lineRule="auto"/>
-    </w:pPr>
-    <w:rPr>
-      <w:rFonts w:ascii="Calibri" w:cs="Calibri" w:eastAsia="Calibri" w:hAnsi="Calibri"/>
-      <w:color w:val="2f5496"/>
-      <w:sz w:val="32"/>
-      <w:szCs w:val="32"/>
-    </w:rPr>
-  </w:style>
-  <w:style w:type="paragraph" w:styleId="Heading2">
-    <w:name w:val="heading 2"/>
-    <w:basedOn w:val="Normal"/>
-    <w:next w:val="Normal"/>
-    <w:pPr>
-      <w:keepNext w:val="1"/>
-      <w:keepLines w:val="1"/>
-      <w:pageBreakBefore w:val="0"/>
-      <w:spacing w:after="80" w:before="360" w:lineRule="auto"/>
-    </w:pPr>
-    <w:rPr>
-      <w:b w:val="1"/>
-      <w:sz w:val="36"/>
-      <w:szCs w:val="36"/>
-    </w:rPr>
-  </w:style>
-  <w:style w:type="paragraph" w:styleId="Heading3">
-    <w:name w:val="heading 3"/>
-    <w:basedOn w:val="Normal"/>
-    <w:next w:val="Normal"/>
-    <w:pPr>
-      <w:keepNext w:val="1"/>
-      <w:keepLines w:val="1"/>
-      <w:pageBreakBefore w:val="0"/>
-      <w:spacing w:after="80" w:before="280" w:lineRule="auto"/>
-    </w:pPr>
-    <w:rPr>
-      <w:b w:val="1"/>
-      <w:sz w:val="28"/>
-      <w:szCs w:val="28"/>
-    </w:rPr>
-  </w:style>
-  <w:style w:type="paragraph" w:styleId="Heading4">
-    <w:name w:val="heading 4"/>
-    <w:basedOn w:val="Normal"/>
-    <w:next w:val="Normal"/>
-    <w:pPr>
-      <w:keepNext w:val="1"/>
-      <w:keepLines w:val="1"/>
-      <w:pageBreakBefore w:val="0"/>
-      <w:spacing w:after="40" w:before="240" w:lineRule="auto"/>
-    </w:pPr>
-    <w:rPr>
-      <w:b w:val="1"/>
-      <w:sz w:val="24"/>
-      <w:szCs w:val="24"/>
-    </w:rPr>
-  </w:style>
-  <w:style w:type="paragraph" w:styleId="Heading5">
-    <w:name w:val="heading 5"/>
-    <w:basedOn w:val="Normal"/>
-    <w:next w:val="Normal"/>
-    <w:pPr>
-      <w:keepNext w:val="1"/>
-      <w:keepLines w:val="1"/>
-      <w:pageBreakBefore w:val="0"/>
-      <w:spacing w:after="40" w:before="220" w:lineRule="auto"/>
-    </w:pPr>
-    <w:rPr>
-      <w:b w:val="1"/>
-      <w:sz w:val="22"/>
-      <w:szCs w:val="22"/>
-    </w:rPr>
-  </w:style>
-  <w:style w:type="paragraph" w:styleId="Heading6">
-    <w:name w:val="heading 6"/>
-    <w:basedOn w:val="Normal"/>
-    <w:next w:val="Normal"/>
-    <w:pPr>
-      <w:keepNext w:val="1"/>
-      <w:keepLines w:val="1"/>
-      <w:pageBreakBefore w:val="0"/>
-      <w:spacing w:after="40" w:before="200" w:lineRule="auto"/>
-    </w:pPr>
-    <w:rPr>
-      <w:b w:val="1"/>
-      <w:sz w:val="20"/>
-      <w:szCs w:val="20"/>
-    </w:rPr>
-  </w:style>
-  <w:style w:type="paragraph" w:styleId="Title">
-    <w:name w:val="Title"/>
-    <w:basedOn w:val="Normal"/>
-    <w:next w:val="Normal"/>
-    <w:pPr>
-      <w:keepNext w:val="1"/>
-      <w:keepLines w:val="0"/>
-      <w:widowControl w:val="0"/>
-      <w:spacing w:after="60" w:before="240" w:line="240" w:lineRule="auto"/>
-      <w:ind w:left="720" w:hanging="360"/>
-      <w:jc w:val="center"/>
-    </w:pPr>
-    <w:rPr>
-      <w:rFonts w:ascii="Times New Roman" w:cs="Times New Roman" w:eastAsia="Times New Roman" w:hAnsi="Times New Roman"/>
-      <w:b w:val="1"/>
-      <w:color w:val="000000"/>
-      <w:sz w:val="32"/>
-      <w:szCs w:val="32"/>
-    </w:rPr>
-  </w:style>
-  <w:style w:type="paragraph" w:styleId="a0" w:default="1">
-    <w:name w:val="Normal"/>
-    <w:qFormat w:val="1"/>
-    <w:rsid w:val="008F604C"/>
-    <w:pPr>
-      <w:spacing w:after="200" w:line="276" w:lineRule="auto"/>
-    </w:pPr>
-  </w:style>
-  <w:style w:type="paragraph" w:styleId="1">
-    <w:name w:val="heading 1"/>
-    <w:basedOn w:val="a0"/>
-    <w:next w:val="a0"/>
-    <w:link w:val="10"/>
-    <w:uiPriority w:val="9"/>
-    <w:qFormat w:val="1"/>
-    <w:rsid w:val="008F604C"/>
-    <w:pPr>
-      <w:keepNext w:val="1"/>
-      <w:keepLines w:val="1"/>
-      <w:spacing w:after="0" w:before="240"/>
-      <w:outlineLvl w:val="0"/>
-    </w:pPr>
-    <w:rPr>
-      <w:rFonts w:asciiTheme="majorHAnsi" w:cstheme="majorBidi" w:eastAsiaTheme="majorEastAsia" w:hAnsiTheme="majorHAnsi"/>
-      <w:color w:val="2f5496" w:themeColor="accent1" w:themeShade="0000BF"/>
-      <w:sz w:val="32"/>
-      <w:szCs w:val="32"/>
-    </w:rPr>
   </w:style>
   <w:style w:type="character" w:styleId="a1" w:default="1">
     <w:name w:val="Default Paragraph Font"/>
@@ -3969,35 +3904,6 @@
       <w:lang w:eastAsia="ru-RU"/>
     </w:rPr>
   </w:style>
-  <w:style w:type="paragraph" w:styleId="a">
-    <w:name w:val="Title"/>
-    <w:aliases w:val="ЗаголовокTNR16"/>
-    <w:basedOn w:val="1"/>
-    <w:next w:val="1"/>
-    <w:link w:val="a5"/>
-    <w:autoRedefine w:val="1"/>
-    <w:qFormat w:val="1"/>
-    <w:rsid w:val="008F604C"/>
-    <w:pPr>
-      <w:keepLines w:val="0"/>
-      <w:widowControl w:val="0"/>
-      <w:numPr>
-        <w:numId w:val="7"/>
-      </w:numPr>
-      <w:suppressAutoHyphens w:val="1"/>
-      <w:spacing w:after="60" w:line="240" w:lineRule="auto"/>
-      <w:jc w:val="center"/>
-    </w:pPr>
-    <w:rPr>
-      <w:rFonts w:ascii="Times New Roman" w:cs="Arial" w:eastAsia="SimSun" w:hAnsi="Times New Roman"/>
-      <w:b w:val="1"/>
-      <w:bCs w:val="1"/>
-      <w:color w:val="auto"/>
-      <w:kern w:val="1"/>
-      <w:szCs w:val="20"/>
-      <w:lang w:bidi="hi-IN" w:eastAsia="hi-IN"/>
-    </w:rPr>
-  </w:style>
   <w:style w:type="character" w:styleId="a5" w:customStyle="1">
     <w:name w:val="Заголовок Знак"/>
     <w:aliases w:val="ЗаголовокTNR16 Знак"/>
@@ -4035,24 +3941,6 @@
       <w:keepNext w:val="1"/>
       <w:keepLines w:val="1"/>
       <w:pageBreakBefore w:val="0"/>
-      <w:spacing w:after="80" w:before="360" w:lineRule="auto"/>
-    </w:pPr>
-    <w:rPr>
-      <w:rFonts w:ascii="Georgia" w:cs="Georgia" w:eastAsia="Georgia" w:hAnsi="Georgia"/>
-      <w:i w:val="1"/>
-      <w:color w:val="666666"/>
-      <w:sz w:val="48"/>
-      <w:szCs w:val="48"/>
-    </w:rPr>
-  </w:style>
-  <w:style w:type="paragraph" w:styleId="Subtitle">
-    <w:name w:val="Subtitle"/>
-    <w:basedOn w:val="Normal"/>
-    <w:next w:val="Normal"/>
-    <w:pPr>
-      <w:keepNext w:val="1"/>
-      <w:keepLines w:val="1"/>
-      <w:pageBreakBefore w:val="0"/>
       <w:widowControl w:val="1"/>
       <w:pBdr>
         <w:top w:space="0" w:sz="0" w:val="nil"/>
@@ -4069,42 +3957,9 @@
     <w:rPr>
       <w:rFonts w:ascii="Georgia" w:cs="Georgia" w:eastAsia="Georgia" w:hAnsi="Georgia"/>
       <w:b w:val="0"/>
+      <w:bCs w:val="0"/>
       <w:i w:val="1"/>
-      <w:smallCaps w:val="0"/>
-      <w:strike w:val="0"/>
-      <w:color w:val="666666"/>
-      <w:sz w:val="48"/>
-      <w:szCs w:val="48"/>
-      <w:u w:val="none"/>
-      <w:shd w:fill="auto" w:val="clear"/>
-      <w:vertAlign w:val="baseline"/>
-    </w:rPr>
-  </w:style>
-  <w:style w:type="paragraph" w:styleId="Subtitle">
-    <w:name w:val="Subtitle"/>
-    <w:basedOn w:val="Normal"/>
-    <w:next w:val="Normal"/>
-    <w:pPr>
-      <w:keepNext w:val="1"/>
-      <w:keepLines w:val="1"/>
-      <w:pageBreakBefore w:val="0"/>
-      <w:widowControl w:val="1"/>
-      <w:pBdr>
-        <w:top w:space="0" w:sz="0" w:val="nil"/>
-        <w:left w:space="0" w:sz="0" w:val="nil"/>
-        <w:bottom w:space="0" w:sz="0" w:val="nil"/>
-        <w:right w:space="0" w:sz="0" w:val="nil"/>
-        <w:between w:space="0" w:sz="0" w:val="nil"/>
-      </w:pBdr>
-      <w:shd w:fill="auto" w:val="clear"/>
-      <w:spacing w:after="80" w:before="360" w:line="276" w:lineRule="auto"/>
-      <w:ind w:left="0" w:right="0" w:firstLine="0"/>
-      <w:jc w:val="left"/>
-    </w:pPr>
-    <w:rPr>
-      <w:rFonts w:ascii="Georgia" w:cs="Georgia" w:eastAsia="Georgia" w:hAnsi="Georgia"/>
-      <w:b w:val="0"/>
-      <w:i w:val="1"/>
+      <w:iCs w:val="1"/>
       <w:smallCaps w:val="0"/>
       <w:strike w:val="0"/>
       <w:color w:val="666666"/>
@@ -4415,7 +4270,7 @@
 
 <file path=customXML/item1.xml><?xml version="1.0" encoding="utf-8"?>
 <go:gDocsCustomXmlDataStorage xmlns:go="http://customooxmlschemas.google.com/" xmlns:r="http://schemas.openxmlformats.org/officeDocument/2006/relationships" uri="GoogleDocsCustomDataVersion2">
-  <go:docsCustomData xmlns:go="http://customooxmlschemas.google.com/" roundtripDataSignature="AMtx7mhuNFND+iLHq1WXEJf3UX6qW/AQuQ==">CgMxLjAyCGguZ2pkZ3hzMg5oLmh2Mjl6eXNpOTFlMTIJaC4zMGowemxsMg5oLmd4cG44MnNjeWRrdDIOaC53Y2c1eHh6NXgxaXkyDmgubWt3OTk0aWZhM2ZoMg5oLmlrMmRrdm10MzhnZjgAciExdkhJN0NYYk1XWnBrall6dzQyX3ByRDhwbi1NUHZBdW4=</go:docsCustomData>
+  <go:docsCustomData xmlns:go="http://customooxmlschemas.google.com/" roundtripDataSignature="AMtx7miI7cDGgs01MEdJT4cNlEATdnM1Ow==">CgMxLjAyCGguZ2pkZ3hzMg5oLmh2Mjl6eXNpOTFlMTIJaC4zMGowemxsMg5oLmd4cG44MnNjeWRrdDIOaC53Y2c1eHh6NXgxaXkyDmgubWt3OTk0aWZhM2ZoMg5oLmlrMmRrdm10MzhnZjgAciExa2ZTVlBneW1VTmQwN2J4bWprZUQ5a0hlSEdEWFZDWWU=</go:docsCustomData>
 </go:gDocsCustomXmlDataStorage>
 </file>
 
